--- a/tillsyn/A 32054-2021 tillsynsbegäran.docx
+++ b/tillsyn/A 32054-2021 tillsynsbegäran.docx
@@ -631,7 +631,7 @@
     <w:r>
       <w:tab/>
       <w:tab/>
-      <w:t>2026-03-01</w:t>
+      <w:t>2026-03-02</w:t>
       <w:br/>
       <w:br/>
     </w:r>

--- a/tillsyn/A 32054-2021 tillsynsbegäran.docx
+++ b/tillsyn/A 32054-2021 tillsynsbegäran.docx
@@ -113,7 +113,7 @@
         <w:rPr>
           <w:i/>
         </w:rPr>
-        <w:t xml:space="preserve"> 9070 Trädklädd betesmark </w:t>
+        <w:t xml:space="preserve"> 9070 Trädklädd betesmark</w:t>
       </w:r>
       <w:r>
         <w:t xml:space="preserve"> (SLU Artdatabanken, 2024).</w:t>
@@ -631,7 +631,7 @@
     <w:r>
       <w:tab/>
       <w:tab/>
-      <w:t>2026-03-02</w:t>
+      <w:t>2026-03-03</w:t>
       <w:br/>
       <w:br/>
     </w:r>

--- a/tillsyn/A 32054-2021 tillsynsbegäran.docx
+++ b/tillsyn/A 32054-2021 tillsynsbegäran.docx
@@ -631,7 +631,7 @@
     <w:r>
       <w:tab/>
       <w:tab/>
-      <w:t>2026-03-03</w:t>
+      <w:t>2026-03-04</w:t>
       <w:br/>
       <w:br/>
     </w:r>

--- a/tillsyn/A 32054-2021 tillsynsbegäran.docx
+++ b/tillsyn/A 32054-2021 tillsynsbegäran.docx
@@ -631,7 +631,7 @@
     <w:r>
       <w:tab/>
       <w:tab/>
-      <w:t>2026-03-04</w:t>
+      <w:t>2026-03-05</w:t>
       <w:br/>
       <w:br/>
     </w:r>

--- a/tillsyn/A 32054-2021 tillsynsbegäran.docx
+++ b/tillsyn/A 32054-2021 tillsynsbegäran.docx
@@ -631,7 +631,7 @@
     <w:r>
       <w:tab/>
       <w:tab/>
-      <w:t>2026-03-05</w:t>
+      <w:t>2026-03-06</w:t>
       <w:br/>
       <w:br/>
     </w:r>

--- a/tillsyn/A 32054-2021 tillsynsbegäran.docx
+++ b/tillsyn/A 32054-2021 tillsynsbegäran.docx
@@ -631,7 +631,7 @@
     <w:r>
       <w:tab/>
       <w:tab/>
-      <w:t>2026-03-06</w:t>
+      <w:t>2026-03-07</w:t>
       <w:br/>
       <w:br/>
     </w:r>

--- a/tillsyn/A 32054-2021 tillsynsbegäran.docx
+++ b/tillsyn/A 32054-2021 tillsynsbegäran.docx
@@ -631,7 +631,7 @@
     <w:r>
       <w:tab/>
       <w:tab/>
-      <w:t>2026-03-07</w:t>
+      <w:t>2026-03-08</w:t>
       <w:br/>
       <w:br/>
     </w:r>

--- a/tillsyn/A 32054-2021 tillsynsbegäran.docx
+++ b/tillsyn/A 32054-2021 tillsynsbegäran.docx
@@ -631,7 +631,7 @@
     <w:r>
       <w:tab/>
       <w:tab/>
-      <w:t>2026-03-08</w:t>
+      <w:t>2026-03-09</w:t>
       <w:br/>
       <w:br/>
     </w:r>

--- a/tillsyn/A 32054-2021 tillsynsbegäran.docx
+++ b/tillsyn/A 32054-2021 tillsynsbegäran.docx
@@ -631,7 +631,7 @@
     <w:r>
       <w:tab/>
       <w:tab/>
-      <w:t>2026-03-09</w:t>
+      <w:t>2026-03-10</w:t>
       <w:br/>
       <w:br/>
     </w:r>

--- a/tillsyn/A 32054-2021 tillsynsbegäran.docx
+++ b/tillsyn/A 32054-2021 tillsynsbegäran.docx
@@ -176,7 +176,7 @@
         <w:t>Spillkråka (NT, §4)</w:t>
       </w:r>
       <w:r>
-        <w:t xml:space="preserve"> är rödlistad som nära hotad och ingår i bilaga 1 i EU:s fågeldirektiv. Den minskar i population på grund av minskad tillgång på lämpliga bo- och födoträd och minskad födotillgång. Spillkråkans minskningstakt har uppgått till 19 (24–10) % under de senaste 15 åren. Minskningstakten för den svenska populationen bedöms vara nära gränsvärdet för Sårbar (VU) (A2bc). Skogsbruk med korta omloppstider och täta, homogena ungskogar utgör det största hotet. Spillkråka är typisk art för </w:t>
+        <w:t xml:space="preserve"> är rödlistad som nära hotad och ingår i bilaga 1 i EU:s fågeldirektiv. Den minskar i population på grund av minskad tillgång på lämpliga bo- och födoträd och minskad födotillgång. Spillkråkans minskningstakt har uppgått till 19 (24–10) % under de senaste 15 åren och bedöms vara nära gränsvärdet för Sårbar (VU) (A2bc). Spillkråka är en nyckelart i skogliga miljöer vars övergivna bohål utnyttjas av flera andra hålhäckande fågelarter och fladdermöss. Den behöver grova träd, främst tall, asp och bok som boträd. Skogsbruk med korta omloppstider och täta, homogena ungskogar utgör det största hotet. Spillkråka är typisk art för </w:t>
       </w:r>
       <w:r>
         <w:rPr>
@@ -194,7 +194,7 @@
         <w:t xml:space="preserve"> 9740 Skogsbevuxen myr </w:t>
       </w:r>
       <w:r>
-        <w:t>(SLU Artdatabanken, 2023).</w:t>
+        <w:t>(SLU Artdatabanken, 2025; Skogsstyrelsen 2016).</w:t>
       </w:r>
     </w:p>
     <w:p>
@@ -272,7 +272,7 @@
         <w:t xml:space="preserve"> 9740 Skogsbevuxen myr</w:t>
       </w:r>
       <w:r>
-        <w:t xml:space="preserve"> och ingår i bilaga 1 i EU:s fågeldirektiv. Spillkråka lever i både barr- och blandskog liksom i ren lövskog. De tätaste populationerna tenderar att finnas i äldre, variationsrik blandskog med gott om död ved och gamla träd.</w:t>
+        <w:t xml:space="preserve"> och ingår i bilaga 1 i EU:s fågeldirektiv. Spillkråka lever i både barr- och blandskog liksom i ren lövskog. De tätaste populationerna tenderar att finnas i äldre, variationsrik blandskog med gott om död ved och gamla träd. Spillkråka är en nyckelart i skogliga miljöer vars övergivna bohål utnyttjas av flera andra hålhäckande fågelarter och fladdermöss (SLU Artdatabanken, 2023; Skogsstyrelsen 2016).</w:t>
       </w:r>
     </w:p>
     <w:p>
@@ -290,7 +290,21 @@
     </w:p>
     <w:p>
       <w:r>
-        <w:t xml:space="preserve">SLU Artdatabanken, 2021. </w:t>
+        <w:t xml:space="preserve">Skogsstyrelsen, 2016. </w:t>
+      </w:r>
+      <w:r>
+        <w:rPr>
+          <w:i/>
+        </w:rPr>
+        <w:t xml:space="preserve">Vägledning för hänsyn till spillkråka. </w:t>
+      </w:r>
+      <w:r>
+        <w:t>Vägledningar och kunskapsstöd artskydd – Skogsstyrelsen.</w:t>
+      </w:r>
+    </w:p>
+    <w:p>
+      <w:r>
+        <w:t xml:space="preserve">SLU Artdatabanken, 2023. </w:t>
       </w:r>
       <w:r>
         <w:rPr>
@@ -631,7 +645,7 @@
     <w:r>
       <w:tab/>
       <w:tab/>
-      <w:t>2026-03-10</w:t>
+      <w:t>2026-03-11</w:t>
       <w:br/>
       <w:br/>
     </w:r>

--- a/tillsyn/A 32054-2021 tillsynsbegäran.docx
+++ b/tillsyn/A 32054-2021 tillsynsbegäran.docx
@@ -645,7 +645,7 @@
     <w:r>
       <w:tab/>
       <w:tab/>
-      <w:t>2026-03-11</w:t>
+      <w:t>2026-03-12</w:t>
       <w:br/>
       <w:br/>
     </w:r>

--- a/tillsyn/A 32054-2021 tillsynsbegäran.docx
+++ b/tillsyn/A 32054-2021 tillsynsbegäran.docx
@@ -645,7 +645,7 @@
     <w:r>
       <w:tab/>
       <w:tab/>
-      <w:t>2026-03-12</w:t>
+      <w:t>2026-03-13</w:t>
       <w:br/>
       <w:br/>
     </w:r>

--- a/tillsyn/A 32054-2021 tillsynsbegäran.docx
+++ b/tillsyn/A 32054-2021 tillsynsbegäran.docx
@@ -645,7 +645,7 @@
     <w:r>
       <w:tab/>
       <w:tab/>
-      <w:t>2026-03-13</w:t>
+      <w:t>2026-03-16</w:t>
       <w:br/>
       <w:br/>
     </w:r>

--- a/tillsyn/A 32054-2021 tillsynsbegäran.docx
+++ b/tillsyn/A 32054-2021 tillsynsbegäran.docx
@@ -645,7 +645,7 @@
     <w:r>
       <w:tab/>
       <w:tab/>
-      <w:t>2026-03-16</w:t>
+      <w:t>2026-03-17</w:t>
       <w:br/>
       <w:br/>
     </w:r>

--- a/tillsyn/A 32054-2021 tillsynsbegäran.docx
+++ b/tillsyn/A 32054-2021 tillsynsbegäran.docx
@@ -645,7 +645,7 @@
     <w:r>
       <w:tab/>
       <w:tab/>
-      <w:t>2026-03-17</w:t>
+      <w:t>2026-03-18</w:t>
       <w:br/>
       <w:br/>
     </w:r>

--- a/tillsyn/A 32054-2021 tillsynsbegäran.docx
+++ b/tillsyn/A 32054-2021 tillsynsbegäran.docx
@@ -645,7 +645,7 @@
     <w:r>
       <w:tab/>
       <w:tab/>
-      <w:t>2026-03-18</w:t>
+      <w:t>2026-03-19</w:t>
       <w:br/>
       <w:br/>
     </w:r>

--- a/tillsyn/A 32054-2021 tillsynsbegäran.docx
+++ b/tillsyn/A 32054-2021 tillsynsbegäran.docx
@@ -645,7 +645,7 @@
     <w:r>
       <w:tab/>
       <w:tab/>
-      <w:t>2026-03-19</w:t>
+      <w:t>2026-03-20</w:t>
       <w:br/>
       <w:br/>
     </w:r>

--- a/tillsyn/A 32054-2021 tillsynsbegäran.docx
+++ b/tillsyn/A 32054-2021 tillsynsbegäran.docx
@@ -645,7 +645,7 @@
     <w:r>
       <w:tab/>
       <w:tab/>
-      <w:t>2026-03-20</w:t>
+      <w:t>2026-03-21</w:t>
       <w:br/>
       <w:br/>
     </w:r>

--- a/tillsyn/A 32054-2021 tillsynsbegäran.docx
+++ b/tillsyn/A 32054-2021 tillsynsbegäran.docx
@@ -645,7 +645,7 @@
     <w:r>
       <w:tab/>
       <w:tab/>
-      <w:t>2026-03-21</w:t>
+      <w:t>2026-03-22</w:t>
       <w:br/>
       <w:br/>
     </w:r>

--- a/tillsyn/A 32054-2021 tillsynsbegäran.docx
+++ b/tillsyn/A 32054-2021 tillsynsbegäran.docx
@@ -645,7 +645,7 @@
     <w:r>
       <w:tab/>
       <w:tab/>
-      <w:t>2026-03-22</w:t>
+      <w:t>2026-03-23</w:t>
       <w:br/>
       <w:br/>
     </w:r>

--- a/tillsyn/A 32054-2021 tillsynsbegäran.docx
+++ b/tillsyn/A 32054-2021 tillsynsbegäran.docx
@@ -645,7 +645,7 @@
     <w:r>
       <w:tab/>
       <w:tab/>
-      <w:t>2026-03-23</w:t>
+      <w:t>2026-03-24</w:t>
       <w:br/>
       <w:br/>
     </w:r>

--- a/tillsyn/A 32054-2021 tillsynsbegäran.docx
+++ b/tillsyn/A 32054-2021 tillsynsbegäran.docx
@@ -645,7 +645,7 @@
     <w:r>
       <w:tab/>
       <w:tab/>
-      <w:t>2026-03-24</w:t>
+      <w:t>2026-03-25</w:t>
       <w:br/>
       <w:br/>
     </w:r>

--- a/tillsyn/A 32054-2021 tillsynsbegäran.docx
+++ b/tillsyn/A 32054-2021 tillsynsbegäran.docx
@@ -645,7 +645,7 @@
     <w:r>
       <w:tab/>
       <w:tab/>
-      <w:t>2026-03-25</w:t>
+      <w:t>2026-03-26</w:t>
       <w:br/>
       <w:br/>
     </w:r>

--- a/tillsyn/A 32054-2021 tillsynsbegäran.docx
+++ b/tillsyn/A 32054-2021 tillsynsbegäran.docx
@@ -645,7 +645,7 @@
     <w:r>
       <w:tab/>
       <w:tab/>
-      <w:t>2026-03-26</w:t>
+      <w:t>2026-03-27</w:t>
       <w:br/>
       <w:br/>
     </w:r>

--- a/tillsyn/A 32054-2021 tillsynsbegäran.docx
+++ b/tillsyn/A 32054-2021 tillsynsbegäran.docx
@@ -645,7 +645,7 @@
     <w:r>
       <w:tab/>
       <w:tab/>
-      <w:t>2026-03-27</w:t>
+      <w:t>2026-03-28</w:t>
       <w:br/>
       <w:br/>
     </w:r>

--- a/tillsyn/A 32054-2021 tillsynsbegäran.docx
+++ b/tillsyn/A 32054-2021 tillsynsbegäran.docx
@@ -645,7 +645,7 @@
     <w:r>
       <w:tab/>
       <w:tab/>
-      <w:t>2026-03-28</w:t>
+      <w:t>2026-03-29</w:t>
       <w:br/>
       <w:br/>
     </w:r>

--- a/tillsyn/A 32054-2021 tillsynsbegäran.docx
+++ b/tillsyn/A 32054-2021 tillsynsbegäran.docx
@@ -645,7 +645,7 @@
     <w:r>
       <w:tab/>
       <w:tab/>
-      <w:t>2026-03-29</w:t>
+      <w:t>2026-03-30</w:t>
       <w:br/>
       <w:br/>
     </w:r>

--- a/tillsyn/A 32054-2021 tillsynsbegäran.docx
+++ b/tillsyn/A 32054-2021 tillsynsbegäran.docx
@@ -645,7 +645,7 @@
     <w:r>
       <w:tab/>
       <w:tab/>
-      <w:t>2026-03-30</w:t>
+      <w:t>2026-03-31</w:t>
       <w:br/>
       <w:br/>
     </w:r>

--- a/tillsyn/A 32054-2021 tillsynsbegäran.docx
+++ b/tillsyn/A 32054-2021 tillsynsbegäran.docx
@@ -645,7 +645,7 @@
     <w:r>
       <w:tab/>
       <w:tab/>
-      <w:t>2026-03-31</w:t>
+      <w:t>2026-04-01</w:t>
       <w:br/>
       <w:br/>
     </w:r>

--- a/tillsyn/A 32054-2021 tillsynsbegäran.docx
+++ b/tillsyn/A 32054-2021 tillsynsbegäran.docx
@@ -645,7 +645,7 @@
     <w:r>
       <w:tab/>
       <w:tab/>
-      <w:t>2026-04-01</w:t>
+      <w:t>2026-04-02</w:t>
       <w:br/>
       <w:br/>
     </w:r>

--- a/tillsyn/A 32054-2021 tillsynsbegäran.docx
+++ b/tillsyn/A 32054-2021 tillsynsbegäran.docx
@@ -645,7 +645,7 @@
     <w:r>
       <w:tab/>
       <w:tab/>
-      <w:t>2026-04-02</w:t>
+      <w:t>2026-04-03</w:t>
       <w:br/>
       <w:br/>
     </w:r>

--- a/tillsyn/A 32054-2021 tillsynsbegäran.docx
+++ b/tillsyn/A 32054-2021 tillsynsbegäran.docx
@@ -645,7 +645,7 @@
     <w:r>
       <w:tab/>
       <w:tab/>
-      <w:t>2026-04-03</w:t>
+      <w:t>2026-04-04</w:t>
       <w:br/>
       <w:br/>
     </w:r>

--- a/tillsyn/A 32054-2021 tillsynsbegäran.docx
+++ b/tillsyn/A 32054-2021 tillsynsbegäran.docx
@@ -645,7 +645,7 @@
     <w:r>
       <w:tab/>
       <w:tab/>
-      <w:t>2026-04-04</w:t>
+      <w:t>2026-04-05</w:t>
       <w:br/>
       <w:br/>
     </w:r>

--- a/tillsyn/A 32054-2021 tillsynsbegäran.docx
+++ b/tillsyn/A 32054-2021 tillsynsbegäran.docx
@@ -645,7 +645,7 @@
     <w:r>
       <w:tab/>
       <w:tab/>
-      <w:t>2026-04-05</w:t>
+      <w:t>2026-04-06</w:t>
       <w:br/>
       <w:br/>
     </w:r>

--- a/tillsyn/A 32054-2021 tillsynsbegäran.docx
+++ b/tillsyn/A 32054-2021 tillsynsbegäran.docx
@@ -95,10 +95,10 @@
         <w:rPr>
           <w:b/>
         </w:rPr>
-        <w:t>Garnlav (NT)</w:t>
+        <w:t>Garnlav (VU)</w:t>
       </w:r>
       <w:r>
-        <w:t xml:space="preserve"> är en utpräglad barrskogsart som ibland kan drapera träden i norrländska grannaturskogar med hög luftfuktighet. Den förekommer även i talldominerade bestånd där den, förutom i trädens grenverk, påträffas hängande över ojämnheter i tallbarken. Arten har minskat starkt i södra och mellersta Sverige och den minskar även i sitt nordliga utbredningsområde. Orsaken till tillbakagången beror främst på slutavverkningar av naturskogsartade skogar. Bestånd med riklig förekomst bör regelmässigt sparas. Garnlav är värdväxt för den mycket sällsynta och akut hotade fjärilen barrskogslavfly (CR) som hör hemma i boreala barrskogar med riklig förekomst av värdväxten. Tidigare kunde arten konstateras årligen på flera platser vid Dala-Floda i Dalarna innan lokalerna kalavverkades. Senaste fyndet i landet av barrskogslavfly är från år 2000 då den påträffades vid Högberget i Sollefteå kommun. Garnlav är typisk art för </w:t>
+        <w:t xml:space="preserve"> är en utpräglad barrskogsart som ibland kan drapera träden i norrländska grannaturskogar med hög luftfuktighet. Den förekommer även i talldominerade bestånd där den, förutom i trädens grenverk, påträffas hängande över ojämnheter i tallbarken. Arten har minskat starkt i södra och mellersta Sverige och den minskar även i sitt nordliga utbredningsområde. Minskningstakten uppgår till 30 (20–50) % inom 50 år och överstiger gränsvärdet för Sårbar (VU). Orsaken till tillbakagången beror främst på slutavverkningar av naturskogsartade skogar. Bestånd med riklig förekomst bör regelmässigt sparas, vilket även gynnar flera andra sällsynta och rödlistade arter. Garnlav är värdväxt för den mycket sällsynta och akut hotade fjärilen barrskogslavfly (CR) som hör hemma i boreala barrskogar med riklig förekomst av värdväxten. Tidigare kunde arten konstateras årligen på flera platser vid Dala-Floda i Dalarna innan lokalerna kalavverkades. Senaste fyndet i landet av barrskogslavfly är från år 2000 då den påträffades vid Högberget i Sollefteå kommun. Garnlav är typisk art för </w:t>
       </w:r>
       <w:r>
         <w:rPr>
@@ -116,7 +116,7 @@
         <w:t xml:space="preserve"> 9070 Trädklädd betesmark</w:t>
       </w:r>
       <w:r>
-        <w:t xml:space="preserve"> (SLU Artdatabanken, 2024).</w:t>
+        <w:t xml:space="preserve"> (SLU Artdatabanken, 2026).</w:t>
       </w:r>
     </w:p>
     <w:p>
@@ -124,10 +124,37 @@
         <w:rPr>
           <w:b/>
         </w:rPr>
-        <w:t>Granticka (NT)</w:t>
+        <w:t>Granticka</w:t>
       </w:r>
       <w:r>
-        <w:t xml:space="preserve"> förekommer främst i äldre skogar med naturskogskaraktär, liksom i dimensionsavverkade och plockhuggna skogar. I äldre grannaturskog i norra Sverige är den alltjämt en förhållandevis vanlig karaktärsart, medan den längre söderut blir allt mer sällsynt. I Götaland och delar av Svealand är den en god signalart för skyddsvärda granskogsmiljöer. Arten bedöms ha minskat starkt under senare år på grund av skogsavverkningar, då den framför allt växer i äldre granskog med långvarig grankontinuitet. I urskogsliknande bestånd i norra Sverige kan ibland påträffas den mycket sällsynta tickan grantickeporing (VU), som lever på döda grantickor (SLU Artdatabanken, 2024; Nitare &amp; Skogsstyrelsen, 2019).</w:t>
+        <w:t xml:space="preserve"> förekommer främst i äldre skogar med naturskogskaraktär, liksom i dimensionsavverkade och plockhuggna skogar. I äldre grannaturskog i norra Sverige är den alltjämt en förhållandevis vanlig karaktärsart, medan den längre söderut blir allt mer sällsynt. I Götaland och delar av Svealand är den en god signalart för skyddsvärda granskogsmiljöer. Arten bedöms ha minskat starkt under senare år på grund av skogsavverkningar, då den framför allt växer i äldre granskog med långvarig grankontinuitet. I urskogsliknande bestånd i norra Sverige kan ibland påträffas den mycket sällsynta tickan grantickeporing (VU), som lever på döda grantickor. Det som tidigare inbegripit grantickan har visat sig röra sig om två arter; tajgagranticka </w:t>
+      </w:r>
+      <w:r>
+        <w:rPr>
+          <w:i/>
+        </w:rPr>
+        <w:t>Porodaedalea abietis</w:t>
+      </w:r>
+      <w:r>
+        <w:t xml:space="preserve"> (LC) och </w:t>
+      </w:r>
+      <w:r>
+        <w:rPr>
+          <w:i/>
+        </w:rPr>
+        <w:t>Porodaedalea chrysoloma</w:t>
+      </w:r>
+      <w:r>
+        <w:t xml:space="preserve"> (DD). Den nordligare arten, tajgagranticka, bildar större fruktkroppar och har sin främsta förekomst i norra Sverige, medan den mer tunnköttiga arten, </w:t>
+      </w:r>
+      <w:r>
+        <w:rPr>
+          <w:i/>
+        </w:rPr>
+        <w:t>P. chrysoloma</w:t>
+      </w:r>
+      <w:r>
+        <w:t>, förekommer i sydöstra Sverige och på Gotland (SLU Artdatabanken, 2026; Nitare &amp; Skogsstyrelsen, 2019).</w:t>
       </w:r>
     </w:p>
     <w:p>
@@ -173,10 +200,10 @@
         <w:rPr>
           <w:b/>
         </w:rPr>
-        <w:t>Spillkråka (NT, §4)</w:t>
+        <w:t>Spillkråka (§4)</w:t>
       </w:r>
       <w:r>
-        <w:t xml:space="preserve"> är rödlistad som nära hotad och ingår i bilaga 1 i EU:s fågeldirektiv. Den minskar i population på grund av minskad tillgång på lämpliga bo- och födoträd och minskad födotillgång. Spillkråkans minskningstakt har uppgått till 19 (24–10) % under de senaste 15 åren och bedöms vara nära gränsvärdet för Sårbar (VU) (A2bc). Spillkråka är en nyckelart i skogliga miljöer vars övergivna bohål utnyttjas av flera andra hålhäckande fågelarter och fladdermöss. Den behöver grova träd, främst tall, asp och bok som boträd. Skogsbruk med korta omloppstider och täta, homogena ungskogar utgör det största hotet. Spillkråka är typisk art för </w:t>
+        <w:t xml:space="preserve"> omfattas av bilaga 1 i EU:s fågeldirektiv och är typisk art för </w:t>
       </w:r>
       <w:r>
         <w:rPr>
@@ -191,10 +218,10 @@
         <w:rPr>
           <w:i/>
         </w:rPr>
-        <w:t xml:space="preserve"> 9740 Skogsbevuxen myr </w:t>
+        <w:t xml:space="preserve"> 9740 Skogsbevuxen myr</w:t>
       </w:r>
       <w:r>
-        <w:t>(SLU Artdatabanken, 2025; Skogsstyrelsen 2016).</w:t>
+        <w:t>. Den behöver grova träd, främst tall, asp och bok som boträd. Skogsbruk med korta omloppstider och täta, homogena ungskogar utgör det största hotet. Spillkråka är en nyckelart i skogliga miljöer vars övergivna bohål utnyttjas av flera andra hålhäckande fågelarter och fladdermöss, däribland pärluggla (EN, §4), knipa (§4), salskrake (§4) och skogsduva (§4). Hökuggla (VU, §4) och slaguggla (§4) häckar ofta i högstubbar som brutits av i höjd med ett gammalt spillkråkebo (SLU Artdatabanken, 2026; Skogsstyrelsen, 2016).</w:t>
       </w:r>
     </w:p>
     <w:p>
@@ -254,7 +281,7 @@
     </w:p>
     <w:p>
       <w:r>
-        <w:t xml:space="preserve">Spillkråka (NT) är rödlistad som nära hotad, fridlyst enligt §4 Artskyddsförordningen, typisk art för </w:t>
+        <w:t xml:space="preserve">Spillkråka (§4) ingår i bilaga 1 EU:s fågeldirektiv och är typisk art för </w:t>
       </w:r>
       <w:r>
         <w:rPr>
@@ -272,12 +299,12 @@
         <w:t xml:space="preserve"> 9740 Skogsbevuxen myr</w:t>
       </w:r>
       <w:r>
-        <w:t xml:space="preserve"> och ingår i bilaga 1 i EU:s fågeldirektiv. Spillkråka lever i både barr- och blandskog liksom i ren lövskog. De tätaste populationerna tenderar att finnas i äldre, variationsrik blandskog med gott om död ved och gamla träd. Spillkråka är en nyckelart i skogliga miljöer vars övergivna bohål utnyttjas av flera andra hålhäckande fågelarter och fladdermöss (SLU Artdatabanken, 2023; Skogsstyrelsen 2016).</w:t>
+        <w:t>. Den lever i både barr- och blandskog liksom i ren lövskog. De tätaste populationerna tenderar att finnas i äldre, variationsrik blandskog med gott om död ved och gamla träd. Varje par utnyttjar 400–1000 hektar skog beroende på skogens kvalitet. Skogsbruk med korta omloppstider och täta, homogena ungskogar utgör det största hotet (SLU Artdatabanken, 2026).</w:t>
       </w:r>
     </w:p>
     <w:p>
       <w:r>
-        <w:t>Varje par utnyttjar 400–1000 hektar skog beroende på skogens kvalitet. En minskning av populationen pågår på grund av minskad tillgång på lämpliga bo- och födoträd och minskad födotillgång. Spillkråkans minskningstakt har uppgått till 19 (24–10) % under de senaste 15 åren. Minskningstakten för den svenska populationen bedöms vara nära gränsvärdet för Sårbar (VU) (A2bc). Skogsbruk med korta omloppstider och täta, homogena ungskogar utgör det största hotet (SLU Artdatabanken 2023).</w:t>
+        <w:t>Spillkråka är en nyckelart i skogliga miljöer vars övergivna bohål utnyttjas av flera andra hålhäckande fågelarter och fladdermöss, däribland pärluggla (EN, §4), knipa (§4), salskrake (§4) och skogsduva (§4). Hökuggla (VU, §4) och slaguggla (§4) häckar ofta i högstubbar som brutits av i höjd med ett gammalt spillkråkebo (Skogsstyrelsen, 2016).</w:t>
       </w:r>
     </w:p>
     <w:p>
@@ -304,7 +331,7 @@
     </w:p>
     <w:p>
       <w:r>
-        <w:t xml:space="preserve">SLU Artdatabanken, 2023. </w:t>
+        <w:t xml:space="preserve">SLU Artdatabanken, 2026. </w:t>
       </w:r>
       <w:r>
         <w:rPr>
@@ -313,7 +340,7 @@
         <w:t xml:space="preserve">Artfaktablad. Naturvård – artfakta. </w:t>
       </w:r>
       <w:r>
-        <w:t>SLU Artdatabanken, Uppsala</w:t>
+        <w:t>SLU Artdatabanken, Uppsala.</w:t>
       </w:r>
     </w:p>
     <w:p>
@@ -645,7 +672,7 @@
     <w:r>
       <w:tab/>
       <w:tab/>
-      <w:t>2026-04-06</w:t>
+      <w:t>2026-04-07</w:t>
       <w:br/>
       <w:br/>
     </w:r>

--- a/tillsyn/A 32054-2021 tillsynsbegäran.docx
+++ b/tillsyn/A 32054-2021 tillsynsbegäran.docx
@@ -672,7 +672,7 @@
     <w:r>
       <w:tab/>
       <w:tab/>
-      <w:t>2026-04-07</w:t>
+      <w:t>2026-04-08</w:t>
       <w:br/>
       <w:br/>
     </w:r>

--- a/tillsyn/A 32054-2021 tillsynsbegäran.docx
+++ b/tillsyn/A 32054-2021 tillsynsbegäran.docx
@@ -672,7 +672,7 @@
     <w:r>
       <w:tab/>
       <w:tab/>
-      <w:t>2026-04-08</w:t>
+      <w:t>2026-04-09</w:t>
       <w:br/>
       <w:br/>
     </w:r>

--- a/tillsyn/A 32054-2021 tillsynsbegäran.docx
+++ b/tillsyn/A 32054-2021 tillsynsbegäran.docx
@@ -672,7 +672,7 @@
     <w:r>
       <w:tab/>
       <w:tab/>
-      <w:t>2026-04-09</w:t>
+      <w:t>2026-04-10</w:t>
       <w:br/>
       <w:br/>
     </w:r>

--- a/tillsyn/A 32054-2021 tillsynsbegäran.docx
+++ b/tillsyn/A 32054-2021 tillsynsbegäran.docx
@@ -672,7 +672,7 @@
     <w:r>
       <w:tab/>
       <w:tab/>
-      <w:t>2026-04-10</w:t>
+      <w:t>2026-04-11</w:t>
       <w:br/>
       <w:br/>
     </w:r>

--- a/tillsyn/A 32054-2021 tillsynsbegäran.docx
+++ b/tillsyn/A 32054-2021 tillsynsbegäran.docx
@@ -672,7 +672,7 @@
     <w:r>
       <w:tab/>
       <w:tab/>
-      <w:t>2026-04-11</w:t>
+      <w:t>2026-04-12</w:t>
       <w:br/>
       <w:br/>
     </w:r>

--- a/tillsyn/A 32054-2021 tillsynsbegäran.docx
+++ b/tillsyn/A 32054-2021 tillsynsbegäran.docx
@@ -672,7 +672,7 @@
     <w:r>
       <w:tab/>
       <w:tab/>
-      <w:t>2026-04-14</w:t>
+      <w:t>2026-04-15</w:t>
       <w:br/>
       <w:br/>
     </w:r>

--- a/tillsyn/A 32054-2021 tillsynsbegäran.docx
+++ b/tillsyn/A 32054-2021 tillsynsbegäran.docx
@@ -672,7 +672,7 @@
     <w:r>
       <w:tab/>
       <w:tab/>
-      <w:t>2026-04-15</w:t>
+      <w:t>2026-04-16</w:t>
       <w:br/>
       <w:br/>
     </w:r>

--- a/tillsyn/A 32054-2021 tillsynsbegäran.docx
+++ b/tillsyn/A 32054-2021 tillsynsbegäran.docx
@@ -672,7 +672,7 @@
     <w:r>
       <w:tab/>
       <w:tab/>
-      <w:t>2026-04-16</w:t>
+      <w:t>2026-04-17</w:t>
       <w:br/>
       <w:br/>
     </w:r>

--- a/tillsyn/A 32054-2021 tillsynsbegäran.docx
+++ b/tillsyn/A 32054-2021 tillsynsbegäran.docx
@@ -672,7 +672,7 @@
     <w:r>
       <w:tab/>
       <w:tab/>
-      <w:t>2026-04-17</w:t>
+      <w:t>2026-04-18</w:t>
       <w:br/>
       <w:br/>
     </w:r>

--- a/tillsyn/A 32054-2021 tillsynsbegäran.docx
+++ b/tillsyn/A 32054-2021 tillsynsbegäran.docx
@@ -672,7 +672,7 @@
     <w:r>
       <w:tab/>
       <w:tab/>
-      <w:t>2026-04-18</w:t>
+      <w:t>2026-04-19</w:t>
       <w:br/>
       <w:br/>
     </w:r>

--- a/tillsyn/A 32054-2021 tillsynsbegäran.docx
+++ b/tillsyn/A 32054-2021 tillsynsbegäran.docx
@@ -672,7 +672,7 @@
     <w:r>
       <w:tab/>
       <w:tab/>
-      <w:t>2026-05-16</w:t>
+      <w:t>2026-05-17</w:t>
       <w:br/>
       <w:br/>
     </w:r>

--- a/tillsyn/A 32054-2021 tillsynsbegäran.docx
+++ b/tillsyn/A 32054-2021 tillsynsbegäran.docx
@@ -672,7 +672,7 @@
     <w:r>
       <w:tab/>
       <w:tab/>
-      <w:t>2026-05-17</w:t>
+      <w:t>2026-05-18</w:t>
       <w:br/>
       <w:br/>
     </w:r>

--- a/tillsyn/A 32054-2021 tillsynsbegäran.docx
+++ b/tillsyn/A 32054-2021 tillsynsbegäran.docx
@@ -672,7 +672,7 @@
     <w:r>
       <w:tab/>
       <w:tab/>
-      <w:t>2026-05-18</w:t>
+      <w:t>2026-05-19</w:t>
       <w:br/>
       <w:br/>
     </w:r>

--- a/tillsyn/A 32054-2021 tillsynsbegäran.docx
+++ b/tillsyn/A 32054-2021 tillsynsbegäran.docx
@@ -672,7 +672,7 @@
     <w:r>
       <w:tab/>
       <w:tab/>
-      <w:t>2026-05-19</w:t>
+      <w:t>2026-05-20</w:t>
       <w:br/>
       <w:br/>
     </w:r>

--- a/tillsyn/A 32054-2021 tillsynsbegäran.docx
+++ b/tillsyn/A 32054-2021 tillsynsbegäran.docx
@@ -672,7 +672,7 @@
     <w:r>
       <w:tab/>
       <w:tab/>
-      <w:t>2026-05-20</w:t>
+      <w:t>2026-05-21</w:t>
       <w:br/>
       <w:br/>
     </w:r>

--- a/tillsyn/A 32054-2021 tillsynsbegäran.docx
+++ b/tillsyn/A 32054-2021 tillsynsbegäran.docx
@@ -672,7 +672,7 @@
     <w:r>
       <w:tab/>
       <w:tab/>
-      <w:t>2026-05-21</w:t>
+      <w:t>2026-05-22</w:t>
       <w:br/>
       <w:br/>
     </w:r>

--- a/tillsyn/A 32054-2021 tillsynsbegäran.docx
+++ b/tillsyn/A 32054-2021 tillsynsbegäran.docx
@@ -672,7 +672,7 @@
     <w:r>
       <w:tab/>
       <w:tab/>
-      <w:t>2026-05-22</w:t>
+      <w:t>2026-05-23</w:t>
       <w:br/>
       <w:br/>
     </w:r>

--- a/tillsyn/A 32054-2021 tillsynsbegäran.docx
+++ b/tillsyn/A 32054-2021 tillsynsbegäran.docx
@@ -672,7 +672,7 @@
     <w:r>
       <w:tab/>
       <w:tab/>
-      <w:t>2026-05-23</w:t>
+      <w:t>2026-05-24</w:t>
       <w:br/>
       <w:br/>
     </w:r>

--- a/tillsyn/A 32054-2021 tillsynsbegäran.docx
+++ b/tillsyn/A 32054-2021 tillsynsbegäran.docx
@@ -672,7 +672,7 @@
     <w:r>
       <w:tab/>
       <w:tab/>
-      <w:t>2026-05-24</w:t>
+      <w:t>2026-05-25</w:t>
       <w:br/>
       <w:br/>
     </w:r>

--- a/tillsyn/A 32054-2021 tillsynsbegäran.docx
+++ b/tillsyn/A 32054-2021 tillsynsbegäran.docx
@@ -672,7 +672,7 @@
     <w:r>
       <w:tab/>
       <w:tab/>
-      <w:t>2026-05-25</w:t>
+      <w:t>2026-05-26</w:t>
       <w:br/>
       <w:br/>
     </w:r>

--- a/tillsyn/A 32054-2021 tillsynsbegäran.docx
+++ b/tillsyn/A 32054-2021 tillsynsbegäran.docx
@@ -672,7 +672,7 @@
     <w:r>
       <w:tab/>
       <w:tab/>
-      <w:t>2026-05-26</w:t>
+      <w:t>2026-05-27</w:t>
       <w:br/>
       <w:br/>
     </w:r>

--- a/tillsyn/A 32054-2021 tillsynsbegäran.docx
+++ b/tillsyn/A 32054-2021 tillsynsbegäran.docx
@@ -672,7 +672,7 @@
     <w:r>
       <w:tab/>
       <w:tab/>
-      <w:t>2026-05-27</w:t>
+      <w:t>2026-05-28</w:t>
       <w:br/>
       <w:br/>
     </w:r>

--- a/tillsyn/A 32054-2021 tillsynsbegäran.docx
+++ b/tillsyn/A 32054-2021 tillsynsbegäran.docx
@@ -672,7 +672,7 @@
     <w:r>
       <w:tab/>
       <w:tab/>
-      <w:t>2026-05-28</w:t>
+      <w:t>2026-05-29</w:t>
       <w:br/>
       <w:br/>
     </w:r>

--- a/tillsyn/A 32054-2021 tillsynsbegäran.docx
+++ b/tillsyn/A 32054-2021 tillsynsbegäran.docx
@@ -672,7 +672,7 @@
     <w:r>
       <w:tab/>
       <w:tab/>
-      <w:t>2026-05-29</w:t>
+      <w:t>2026-05-30</w:t>
       <w:br/>
       <w:br/>
     </w:r>

--- a/tillsyn/A 32054-2021 tillsynsbegäran.docx
+++ b/tillsyn/A 32054-2021 tillsynsbegäran.docx
@@ -672,7 +672,7 @@
     <w:r>
       <w:tab/>
       <w:tab/>
-      <w:t>2026-05-30</w:t>
+      <w:t>2026-05-31</w:t>
       <w:br/>
       <w:br/>
     </w:r>

--- a/tillsyn/A 32054-2021 tillsynsbegäran.docx
+++ b/tillsyn/A 32054-2021 tillsynsbegäran.docx
@@ -672,7 +672,7 @@
     <w:r>
       <w:tab/>
       <w:tab/>
-      <w:t>2026-05-31</w:t>
+      <w:t>2026-06-01</w:t>
       <w:br/>
       <w:br/>
     </w:r>

--- a/tillsyn/A 32054-2021 tillsynsbegäran.docx
+++ b/tillsyn/A 32054-2021 tillsynsbegäran.docx
@@ -672,7 +672,7 @@
     <w:r>
       <w:tab/>
       <w:tab/>
-      <w:t>2026-06-01</w:t>
+      <w:t>2026-06-02</w:t>
       <w:br/>
       <w:br/>
     </w:r>

--- a/tillsyn/A 32054-2021 tillsynsbegäran.docx
+++ b/tillsyn/A 32054-2021 tillsynsbegäran.docx
@@ -672,7 +672,7 @@
     <w:r>
       <w:tab/>
       <w:tab/>
-      <w:t>2026-06-02</w:t>
+      <w:t>2026-06-03</w:t>
       <w:br/>
       <w:br/>
     </w:r>

--- a/tillsyn/A 32054-2021 tillsynsbegäran.docx
+++ b/tillsyn/A 32054-2021 tillsynsbegäran.docx
@@ -672,7 +672,7 @@
     <w:r>
       <w:tab/>
       <w:tab/>
-      <w:t>2026-06-03</w:t>
+      <w:t>2026-06-04</w:t>
       <w:br/>
       <w:br/>
     </w:r>

--- a/tillsyn/A 32054-2021 tillsynsbegäran.docx
+++ b/tillsyn/A 32054-2021 tillsynsbegäran.docx
@@ -672,7 +672,7 @@
     <w:r>
       <w:tab/>
       <w:tab/>
-      <w:t>2026-06-04</w:t>
+      <w:t>2026-06-05</w:t>
       <w:br/>
       <w:br/>
     </w:r>

--- a/tillsyn/A 32054-2021 tillsynsbegäran.docx
+++ b/tillsyn/A 32054-2021 tillsynsbegäran.docx
@@ -672,7 +672,7 @@
     <w:r>
       <w:tab/>
       <w:tab/>
-      <w:t>2026-06-05</w:t>
+      <w:t>2026-06-06</w:t>
       <w:br/>
       <w:br/>
     </w:r>

--- a/tillsyn/A 32054-2021 tillsynsbegäran.docx
+++ b/tillsyn/A 32054-2021 tillsynsbegäran.docx
@@ -672,7 +672,7 @@
     <w:r>
       <w:tab/>
       <w:tab/>
-      <w:t>2026-06-06</w:t>
+      <w:t>2026-06-07</w:t>
       <w:br/>
       <w:br/>
     </w:r>

--- a/tillsyn/A 32054-2021 tillsynsbegäran.docx
+++ b/tillsyn/A 32054-2021 tillsynsbegäran.docx
@@ -672,7 +672,7 @@
     <w:r>
       <w:tab/>
       <w:tab/>
-      <w:t>2026-06-07</w:t>
+      <w:t>2026-06-08</w:t>
       <w:br/>
       <w:br/>
     </w:r>

--- a/tillsyn/A 32054-2021 tillsynsbegäran.docx
+++ b/tillsyn/A 32054-2021 tillsynsbegäran.docx
@@ -672,7 +672,7 @@
     <w:r>
       <w:tab/>
       <w:tab/>
-      <w:t>2026-06-08</w:t>
+      <w:t>2026-06-09</w:t>
       <w:br/>
       <w:br/>
     </w:r>

--- a/tillsyn/A 32054-2021 tillsynsbegäran.docx
+++ b/tillsyn/A 32054-2021 tillsynsbegäran.docx
@@ -672,7 +672,7 @@
     <w:r>
       <w:tab/>
       <w:tab/>
-      <w:t>2026-06-09</w:t>
+      <w:t>2026-06-10</w:t>
       <w:br/>
       <w:br/>
     </w:r>

--- a/tillsyn/A 32054-2021 tillsynsbegäran.docx
+++ b/tillsyn/A 32054-2021 tillsynsbegäran.docx
@@ -672,7 +672,7 @@
     <w:r>
       <w:tab/>
       <w:tab/>
-      <w:t>2026-06-10</w:t>
+      <w:t>2026-06-11</w:t>
       <w:br/>
       <w:br/>
     </w:r>

--- a/tillsyn/A 32054-2021 tillsynsbegäran.docx
+++ b/tillsyn/A 32054-2021 tillsynsbegäran.docx
@@ -672,7 +672,7 @@
     <w:r>
       <w:tab/>
       <w:tab/>
-      <w:t>2026-06-11</w:t>
+      <w:t>2026-06-12</w:t>
       <w:br/>
       <w:br/>
     </w:r>

--- a/tillsyn/A 32054-2021 tillsynsbegäran.docx
+++ b/tillsyn/A 32054-2021 tillsynsbegäran.docx
@@ -672,7 +672,7 @@
     <w:r>
       <w:tab/>
       <w:tab/>
-      <w:t>2026-06-12</w:t>
+      <w:t>2026-06-13</w:t>
       <w:br/>
       <w:br/>
     </w:r>

--- a/tillsyn/A 32054-2021 tillsynsbegäran.docx
+++ b/tillsyn/A 32054-2021 tillsynsbegäran.docx
@@ -672,7 +672,7 @@
     <w:r>
       <w:tab/>
       <w:tab/>
-      <w:t>2026-06-15</w:t>
+      <w:t>2026-06-16</w:t>
       <w:br/>
       <w:br/>
     </w:r>

--- a/tillsyn/A 32054-2021 tillsynsbegäran.docx
+++ b/tillsyn/A 32054-2021 tillsynsbegäran.docx
@@ -672,7 +672,7 @@
     <w:r>
       <w:tab/>
       <w:tab/>
-      <w:t>2026-06-16</w:t>
+      <w:t>2026-06-17</w:t>
       <w:br/>
       <w:br/>
     </w:r>

--- a/tillsyn/A 32054-2021 tillsynsbegäran.docx
+++ b/tillsyn/A 32054-2021 tillsynsbegäran.docx
@@ -1,6 +1,6 @@
 
 <file path=word/document.xml><?xml version="1.0" encoding="utf-8"?>
-<w:document xmlns:wpc="http://schemas.microsoft.com/office/word/2010/wordprocessingCanvas" xmlns:cx="http://schemas.microsoft.com/office/drawing/2014/chartex" xmlns:cx1="http://schemas.microsoft.com/office/drawing/2015/9/8/chartex" xmlns:cx2="http://schemas.microsoft.com/office/drawing/2015/10/21/chartex" xmlns:cx3="http://schemas.microsoft.com/office/drawing/2016/5/9/chartex" xmlns:cx4="http://schemas.microsoft.com/office/drawing/2016/5/10/chartex" xmlns:cx5="http://schemas.microsoft.com/office/drawing/2016/5/11/chartex" xmlns:cx6="http://schemas.microsoft.com/office/drawing/2016/5/12/chartex" xmlns:cx7="http://schemas.microsoft.com/office/drawing/2016/5/13/chartex" xmlns:cx8="http://schemas.microsoft.com/office/drawing/2016/5/14/chartex" xmlns:mc="http://schemas.openxmlformats.org/markup-compatibility/2006" xmlns:aink="http://schemas.microsoft.com/office/drawing/2016/ink" xmlns:am3d="http://schemas.microsoft.com/office/drawing/2017/model3d" xmlns:o="urn:schemas-microsoft-com:office:office" xmlns:oel="http://schemas.microsoft.com/office/2019/extlst" xmlns:r="http://schemas.openxmlformats.org/officeDocument/2006/relationships" xmlns:m="http://schemas.openxmlformats.org/officeDocument/2006/math" xmlns:v="urn:schemas-microsoft-com:vml" xmlns:wp14="http://schemas.microsoft.com/office/word/2010/wordprocessingDrawing" xmlns:wp="http://schemas.openxmlformats.org/drawingml/2006/wordprocessingDrawing" xmlns:w10="urn:schemas-microsoft-com:office:word" xmlns:w="http://schemas.openxmlformats.org/wordprocessingml/2006/main" xmlns:w14="http://schemas.microsoft.com/office/word/2010/wordml" xmlns:w15="http://schemas.microsoft.com/office/word/2012/wordml" xmlns:w16cex="http://schemas.microsoft.com/office/word/2018/wordml/cex" xmlns:w16cid="http://schemas.microsoft.com/office/word/2016/wordml/cid" xmlns:w16="http://schemas.microsoft.com/office/word/2018/wordml" xmlns:w16sdtdh="http://schemas.microsoft.com/office/word/2020/wordml/sdtdatahash" xmlns:w16se="http://schemas.microsoft.com/office/word/2015/wordml/symex" xmlns:wpg="http://schemas.microsoft.com/office/word/2010/wordprocessingGroup" xmlns:wpi="http://schemas.microsoft.com/office/word/2010/wordprocessingInk" xmlns:wne="http://schemas.microsoft.com/office/word/2006/wordml" xmlns:wps="http://schemas.microsoft.com/office/word/2010/wordprocessingShape" mc:Ignorable="w14 w15 w16se w16cid w16 w16cex w16sdtdh wp14">
+<w:document xmlns:wpc="http://schemas.microsoft.com/office/word/2010/wordprocessingCanvas" xmlns:cx="http://schemas.microsoft.com/office/drawing/2014/chartex" xmlns:cx1="http://schemas.microsoft.com/office/drawing/2015/9/8/chartex" xmlns:cx2="http://schemas.microsoft.com/office/drawing/2015/10/21/chartex" xmlns:cx3="http://schemas.microsoft.com/office/drawing/2016/5/9/chartex" xmlns:cx4="http://schemas.microsoft.com/office/drawing/2016/5/10/chartex" xmlns:cx5="http://schemas.microsoft.com/office/drawing/2016/5/11/chartex" xmlns:cx6="http://schemas.microsoft.com/office/drawing/2016/5/12/chartex" xmlns:cx7="http://schemas.microsoft.com/office/drawing/2016/5/13/chartex" xmlns:cx8="http://schemas.microsoft.com/office/drawing/2016/5/14/chartex" xmlns:mc="http://schemas.openxmlformats.org/markup-compatibility/2006" xmlns:aink="http://schemas.microsoft.com/office/drawing/2016/ink" xmlns:am3d="http://schemas.microsoft.com/office/drawing/2017/model3d" xmlns:o="urn:schemas-microsoft-com:office:office" xmlns:oel="http://schemas.microsoft.com/office/2019/extlst" xmlns:r="http://schemas.openxmlformats.org/officeDocument/2006/relationships" xmlns:m="http://schemas.openxmlformats.org/officeDocument/2006/math" xmlns:v="urn:schemas-microsoft-com:vml" xmlns:wp14="http://schemas.microsoft.com/office/word/2010/wordprocessingDrawing" xmlns:wp="http://schemas.openxmlformats.org/drawingml/2006/wordprocessingDrawing" xmlns:w10="urn:schemas-microsoft-com:office:word" xmlns:w="http://schemas.openxmlformats.org/wordprocessingml/2006/main" xmlns:w14="http://schemas.microsoft.com/office/word/2010/wordml" xmlns:w15="http://schemas.microsoft.com/office/word/2012/wordml" xmlns:w16cex="http://schemas.microsoft.com/office/word/2018/wordml/cex" xmlns:w16cid="http://schemas.microsoft.com/office/word/2016/wordml/cid" xmlns:w16="http://schemas.microsoft.com/office/word/2018/wordml" xmlns:w16du="http://schemas.microsoft.com/office/word/2023/wordml/word16du" xmlns:w16sdtdh="http://schemas.microsoft.com/office/word/2020/wordml/sdtdatahash" xmlns:w16sdtfl="http://schemas.microsoft.com/office/word/2024/wordml/sdtformatlock" xmlns:w16se="http://schemas.microsoft.com/office/word/2015/wordml/symex" xmlns:wpg="http://schemas.microsoft.com/office/word/2010/wordprocessingGroup" xmlns:wpi="http://schemas.microsoft.com/office/word/2010/wordprocessingInk" xmlns:wne="http://schemas.microsoft.com/office/word/2006/wordml" xmlns:wps="http://schemas.microsoft.com/office/word/2010/wordprocessingShape" mc:Ignorable="w14 w15 w16se w16cid w16 w16cex w16sdtdh w16sdtfl w16du wp14">
   <w:body>
     <w:p>
       <w:pPr>
@@ -12,35 +12,10 @@
     </w:p>
     <w:p>
       <w:r>
-        <w:t>Detta dokument behandlar höga naturvärden i avverkningsanmälan A 32054-2021 i Ludvika kommun. Denna avverkningsanmälan inkom 2021-06-23 00:00:00 och omfattar 28,7 ha.</w:t>
+        <w:t>Detta dokument behandlar höga naturvärden i avverkningsanmälan A 32054-2021 i Ludvika kommun som inkom 2021-06-23 och omfattar 28,7 ha.</w:t>
       </w:r>
-    </w:p>
-    <w:p>
       <w:r>
-        <w:t>Vi begär härmed att Skogsstyrelsen fattar beslut enligt miljöbalken som säkerställer att skogens höga naturvärden bevaras samt säkerställer att EU-lagstiftning efterlevs och att artskyddsbrott förhindras. Vi önskar även ta del av de ställningstaganden och beslut som myndigheterna meddelar till följd av aktuell avverkningsanmälan och föreningens inlaga (se 34 § förvaltningslagen).</w:t>
-      </w:r>
-    </w:p>
-    <w:p>
-      <w:r>
-        <w:t>Nedan beskrivs fynd av naturvårdsarter och fridlysta arter som gjorts i det avverkningsanmälda området. I BILAGA 1 finns artfakta om fridlysta arter.</w:t>
-      </w:r>
-    </w:p>
-    <w:p>
-      <w:pPr>
-        <w:pStyle w:val="Heading1"/>
-      </w:pPr>
-      <w:r>
-        <w:t>Naturvårdsarter</w:t>
-      </w:r>
-    </w:p>
-    <w:p>
-      <w:r>
-        <w:t>I avverkningsanmälan har följande 5 naturvårdsarter hittats: garnlav (NT), granticka (NT), kortskaftad ärgspik (NT), spillkråka (NT, §4) och tretåig hackspett (NT, §4). Av dessa är 5 rödlistade. För rödlistade arter har rödlistekategorin angivits inom parentes. För fridlysta arter anges även paragrafen i Artskyddsförordningen som arten är fridlyst enligt.</w:t>
-      </w:r>
-    </w:p>
-    <w:p>
-      <w:r>
-        <w:t>De påträffade naturvårdsarterna är ett tydligt kvitto på att detta rör sig om en skog med höga naturvärden. I Figur 1 visas en karta över det avverkningsanmälda området, där samtliga fyndplatser för naturvårdsarter som finns registrerade på Artportalen har markerats.</w:t>
+        <w:t xml:space="preserve"> I Figur 1 visas fyndplatser för naturvårdsarter i området, som finns registrerade på Artportalen.</w:t>
       </w:r>
     </w:p>
     <w:p>
@@ -50,7 +25,7 @@
       <w:r>
         <w:drawing>
           <wp:inline xmlns:a="http://schemas.openxmlformats.org/drawingml/2006/main" xmlns:pic="http://schemas.openxmlformats.org/drawingml/2006/picture">
-            <wp:extent cx="5486400" cy="3866571"/>
+            <wp:extent cx="5486400" cy="5250730"/>
             <wp:docPr id="1" name="Picture 1"/>
             <wp:cNvGraphicFramePr>
               <a:graphicFrameLocks noChangeAspect="1"/>
@@ -71,7 +46,7 @@
                   <pic:spPr>
                     <a:xfrm>
                       <a:off x="0" y="0"/>
-                      <a:ext cx="5486400" cy="3866571"/>
+                      <a:ext cx="5486400" cy="5250730"/>
                     </a:xfrm>
                     <a:prstGeom prst="rect"/>
                   </pic:spPr>
@@ -85,87 +60,25 @@
     <w:p>
       <w:pPr>
         <w:pStyle w:val="Caption"/>
+        <w:spacing w:after="240"/>
       </w:pPr>
       <w:r>
-        <w:t>Figur 1. Fyndplatser för naturvårdsarter i det avverkningsanmälda området (röd linje). Markörer utan svart kant är placerade på fyndplatsen. Markörer med svart kant är placerade vid sidan av fyndplatsen och har ett svart streck som visar fyndplatsens exakta position. Kartans mittpunktskoordinat är N 6665360, E 489120 i SWEREF 99 TM.</w:t>
+        <w:t>Figur 1. Fyndplatser för naturvårdsarter i och inom 17 meter från avverkningsanmälan (röd linje). Inom parentes anges rödlistekategorier, S för signalarter, Tför typiska arter och fridlysningsparagrafer i artskyddsförordningen.Markörer utan svart kant är placerade på fyndplatsen. Markörer med svart kant är placerade vid sidan av fyndplatsen och har ett svart streck som visar fyndplatsens exakta position. Kartans mittpunktskoordinat är N 6665360, E 489120 i SWEREF 99 TM.</w:t>
       </w:r>
     </w:p>
     <w:p>
       <w:r>
-        <w:rPr>
-          <w:b/>
-        </w:rPr>
-        <w:t>Garnlav (VU)</w:t>
-      </w:r>
-      <w:r>
-        <w:t xml:space="preserve"> är en utpräglad barrskogsart som ibland kan drapera träden i norrländska grannaturskogar med hög luftfuktighet. Den förekommer även i talldominerade bestånd där den, förutom i trädens grenverk, påträffas hängande över ojämnheter i tallbarken. Arten har minskat starkt i södra och mellersta Sverige och den minskar även i sitt nordliga utbredningsområde. Minskningstakten uppgår till 30 (20–50) % inom 50 år och överstiger gränsvärdet för Sårbar (VU). Orsaken till tillbakagången beror främst på slutavverkningar av naturskogsartade skogar. Bestånd med riklig förekomst bör regelmässigt sparas, vilket även gynnar flera andra sällsynta och rödlistade arter. Garnlav är värdväxt för den mycket sällsynta och akut hotade fjärilen barrskogslavfly (CR) som hör hemma i boreala barrskogar med riklig förekomst av värdväxten. Tidigare kunde arten konstateras årligen på flera platser vid Dala-Floda i Dalarna innan lokalerna kalavverkades. Senaste fyndet i landet av barrskogslavfly är från år 2000 då den påträffades vid Högberget i Sollefteå kommun. Garnlav är typisk art för </w:t>
-      </w:r>
-      <w:r>
-        <w:rPr>
-          <w:i/>
-        </w:rPr>
-        <w:t xml:space="preserve">9010 Taiga </w:t>
-      </w:r>
-      <w:r>
-        <w:t>och</w:t>
-      </w:r>
-      <w:r>
-        <w:rPr>
-          <w:i/>
-        </w:rPr>
-        <w:t xml:space="preserve"> 9070 Trädklädd betesmark</w:t>
-      </w:r>
-      <w:r>
-        <w:t xml:space="preserve"> (SLU Artdatabanken, 2026).</w:t>
+        <w:t>Vi begär härmed att Skogsstyrelsen fattar beslut enligt miljöbalken som säkerställer att skogens höga naturvärden bevaras samt att EU-lagstiftning efterlevs och att artskyddsbrott förhindras.</w:t>
       </w:r>
     </w:p>
     <w:p>
       <w:r>
-        <w:rPr>
-          <w:b/>
-        </w:rPr>
-        <w:t>Granticka</w:t>
-      </w:r>
-      <w:r>
-        <w:t xml:space="preserve"> förekommer främst i äldre skogar med naturskogskaraktär, liksom i dimensionsavverkade och plockhuggna skogar. I äldre grannaturskog i norra Sverige är den alltjämt en förhållandevis vanlig karaktärsart, medan den längre söderut blir allt mer sällsynt. I Götaland och delar av Svealand är den en god signalart för skyddsvärda granskogsmiljöer. Arten bedöms ha minskat starkt under senare år på grund av skogsavverkningar, då den framför allt växer i äldre granskog med långvarig grankontinuitet. I urskogsliknande bestånd i norra Sverige kan ibland påträffas den mycket sällsynta tickan grantickeporing (VU), som lever på döda grantickor. Det som tidigare inbegripit grantickan har visat sig röra sig om två arter; tajgagranticka </w:t>
-      </w:r>
-      <w:r>
-        <w:rPr>
-          <w:i/>
-        </w:rPr>
-        <w:t>Porodaedalea abietis</w:t>
-      </w:r>
-      <w:r>
-        <w:t xml:space="preserve"> (LC) och </w:t>
-      </w:r>
-      <w:r>
-        <w:rPr>
-          <w:i/>
-        </w:rPr>
-        <w:t>Porodaedalea chrysoloma</w:t>
-      </w:r>
-      <w:r>
-        <w:t xml:space="preserve"> (DD). Den nordligare arten, tajgagranticka, bildar större fruktkroppar och har sin främsta förekomst i norra Sverige, medan den mer tunnköttiga arten, </w:t>
-      </w:r>
-      <w:r>
-        <w:rPr>
-          <w:i/>
-        </w:rPr>
-        <w:t>P. chrysoloma</w:t>
-      </w:r>
-      <w:r>
-        <w:t>, förekommer i sydöstra Sverige och på Gotland (SLU Artdatabanken, 2026; Nitare &amp; Skogsstyrelsen, 2019).</w:t>
+        <w:t>Vi önskar även ta del av de ställningstaganden och beslut som myndigheten meddelar till följd av aktuell avverkningsanmälan och föreningens inlaga (se 34 § förvaltningslagen).</w:t>
       </w:r>
     </w:p>
     <w:p>
       <w:r>
-        <w:rPr>
-          <w:b/>
-        </w:rPr>
-        <w:t>Kortskaftad ärgspik (NT)</w:t>
-      </w:r>
-      <w:r>
-        <w:t xml:space="preserve"> förekommer i barrträdsdominerade skogar och växer nästan uteslutande på tallved. Den föredrar gamla högstubbar i fuktig och halvöppen miljö, t.ex. i myrkanter, sumpskog och brandpräglad skog. Arten indikerar kontinuerlig tillgång till gamla högstubbar i kombination med hög och jämn luftfuktighet. Skogsbruk på lokaler med kortskaftad ärgspik utgör ett hot. På lång sikt bildas färre lämpliga substrat än vad som försvinner. Avverkning av barrträdsdominerade bestånd av naturskogskaraktär utgör ett långsiktigt hot. Naturskogsartade bestånd med riklig förekomst av gamla och grova tallhögstubbar bör undantas från skogsbruk (SLU Artdatabanken, 2024).</w:t>
+        <w:t>Nedan beskrivs fynd av naturvårdsarter och fridlysta arter som gjorts i det avverkningsanmälda området. I BILAGA 1 finns artfakta om fridlysta arter.</w:t>
       </w:r>
     </w:p>
     <w:p>
@@ -173,12 +86,30 @@
         <w:pStyle w:val="Heading1"/>
       </w:pPr>
       <w:r>
+        <w:t>Naturvårdsarter</w:t>
+      </w:r>
+    </w:p>
+    <w:p>
+      <w:r>
+        <w:t>I och inom 17 meter från avverkningsanmälan har följande 4 naturvårdsarter hittats: garnlav (VU, T), kortskaftad ärgspik (NT), tretåig hackspett (NT, T, §4) och spillkråka (T, §4). Av dessa är 3 rödlistade. För rödlistade arter har rödlistekategorin angivits inom parentes. Typiska arter inom Natura 2000 som är kopplade till skogsekosystem har markerats med (T). För fridlysta arter anges även paragrafen i Artskyddsförordningen som arten är fridlyst enligt.</w:t>
+      </w:r>
+    </w:p>
+    <w:p>
+      <w:r>
+        <w:t>De påträffade naturvårdsarterna är ett tydligt kvitto på att det rör sig om en skog med höga naturvärden.</w:t>
+      </w:r>
+    </w:p>
+    <w:p>
+      <w:pPr>
+        <w:pStyle w:val="Heading2"/>
+      </w:pPr>
+      <w:r>
         <w:t>Fridlysta arter</w:t>
       </w:r>
     </w:p>
     <w:p>
       <w:r>
-        <w:t>Följande fridlysta arter har sina livsmiljöer och växtplatser i den avverkningsanmälda skogen: spillkråka (NT, §4) och tretåig hackspett (NT, §4).</w:t>
+        <w:t>Följande fridlysta arter har sina livsmiljöer och växtplatser i den avverkningsanmälda skogen: tretåig hackspett (NT, T, §4) och spillkråka (T, §4).</w:t>
       </w:r>
     </w:p>
     <w:p>
@@ -256,6 +187,54 @@
     <w:p>
       <w:r>
         <w:t>I BILAGA 1 finns mer detaljerad information om ekologi samt krav på livsmiljö hos fridlysta arter.</w:t>
+      </w:r>
+    </w:p>
+    <w:p>
+      <w:pPr>
+        <w:pStyle w:val="Heading2"/>
+      </w:pPr>
+      <w:r>
+        <w:t>Övriga naturvårdsarter</w:t>
+      </w:r>
+    </w:p>
+    <w:p>
+      <w:r>
+        <w:rPr>
+          <w:b/>
+        </w:rPr>
+        <w:t>Garnlav (VU)</w:t>
+      </w:r>
+      <w:r>
+        <w:t xml:space="preserve"> är en utpräglad barrskogsart som ibland kan drapera träden i norrländska grannaturskogar med hög luftfuktighet. Den förekommer även i talldominerade bestånd där den, förutom i trädens grenverk, påträffas hängande över ojämnheter i tallbarken. Arten har minskat starkt i södra och mellersta Sverige och den minskar även i sitt nordliga utbredningsområde. Minskningstakten uppgår till 30 (20–50) % inom 50 år och överstiger gränsvärdet för Sårbar (VU). Orsaken till tillbakagången beror främst på slutavverkningar av naturskogsartade skogar. Bestånd med riklig förekomst bör regelmässigt sparas, vilket även gynnar flera andra sällsynta och rödlistade arter. Garnlav är värdväxt för den mycket sällsynta och akut hotade fjärilen barrskogslavfly (CR) som hör hemma i boreala barrskogar med riklig förekomst av värdväxten. Tidigare kunde arten konstateras årligen på flera platser vid Dala-Floda i Dalarna innan lokalerna kalavverkades. Senaste fyndet i landet av barrskogslavfly är från år 2000 då den påträffades vid Högberget i Sollefteå kommun. Garnlav är typisk art för </w:t>
+      </w:r>
+      <w:r>
+        <w:rPr>
+          <w:i/>
+        </w:rPr>
+        <w:t xml:space="preserve">9010 Taiga </w:t>
+      </w:r>
+      <w:r>
+        <w:t>och</w:t>
+      </w:r>
+      <w:r>
+        <w:rPr>
+          <w:i/>
+        </w:rPr>
+        <w:t xml:space="preserve"> 9070 Trädklädd betesmark</w:t>
+      </w:r>
+      <w:r>
+        <w:t xml:space="preserve"> (SLU Artdatabanken, 2026).</w:t>
+      </w:r>
+    </w:p>
+    <w:p>
+      <w:r>
+        <w:rPr>
+          <w:b/>
+        </w:rPr>
+        <w:t>Kortskaftad ärgspik (NT)</w:t>
+      </w:r>
+      <w:r>
+        <w:t xml:space="preserve"> förekommer i barrträdsdominerade skogar och växer nästan uteslutande på tallved. Den föredrar gamla högstubbar i fuktig och halvöppen miljö, t.ex. i myrkanter, sumpskog och brandpräglad skog. Arten indikerar kontinuerlig tillgång till gamla högstubbar i kombination med hög och jämn luftfuktighet. Skogsbruk på lokaler med kortskaftad ärgspik utgör ett hot. På lång sikt bildas färre lämpliga substrat än vad som försvinner. Avverkning av barrträdsdominerade bestånd av naturskogskaraktär utgör ett långsiktigt hot. Naturskogsartade bestånd med riklig förekomst av gamla och grova tallhögstubbar bör undantas från skogsbruk (SLU Artdatabanken, 2024).</w:t>
       </w:r>
     </w:p>
     <w:p>
@@ -562,7 +541,7 @@
 </file>
 
 <file path=word/endnotes.xml><?xml version="1.0" encoding="utf-8"?>
-<w:endnotes xmlns:wpc="http://schemas.microsoft.com/office/word/2010/wordprocessingCanvas" xmlns:cx="http://schemas.microsoft.com/office/drawing/2014/chartex" xmlns:cx1="http://schemas.microsoft.com/office/drawing/2015/9/8/chartex" xmlns:cx2="http://schemas.microsoft.com/office/drawing/2015/10/21/chartex" xmlns:cx3="http://schemas.microsoft.com/office/drawing/2016/5/9/chartex" xmlns:cx4="http://schemas.microsoft.com/office/drawing/2016/5/10/chartex" xmlns:cx5="http://schemas.microsoft.com/office/drawing/2016/5/11/chartex" xmlns:cx6="http://schemas.microsoft.com/office/drawing/2016/5/12/chartex" xmlns:cx7="http://schemas.microsoft.com/office/drawing/2016/5/13/chartex" xmlns:cx8="http://schemas.microsoft.com/office/drawing/2016/5/14/chartex" xmlns:mc="http://schemas.openxmlformats.org/markup-compatibility/2006" xmlns:aink="http://schemas.microsoft.com/office/drawing/2016/ink" xmlns:am3d="http://schemas.microsoft.com/office/drawing/2017/model3d" xmlns:o="urn:schemas-microsoft-com:office:office" xmlns:oel="http://schemas.microsoft.com/office/2019/extlst" xmlns:r="http://schemas.openxmlformats.org/officeDocument/2006/relationships" xmlns:m="http://schemas.openxmlformats.org/officeDocument/2006/math" xmlns:v="urn:schemas-microsoft-com:vml" xmlns:wp14="http://schemas.microsoft.com/office/word/2010/wordprocessingDrawing" xmlns:wp="http://schemas.openxmlformats.org/drawingml/2006/wordprocessingDrawing" xmlns:w10="urn:schemas-microsoft-com:office:word" xmlns:w="http://schemas.openxmlformats.org/wordprocessingml/2006/main" xmlns:w14="http://schemas.microsoft.com/office/word/2010/wordml" xmlns:w15="http://schemas.microsoft.com/office/word/2012/wordml" xmlns:w16cex="http://schemas.microsoft.com/office/word/2018/wordml/cex" xmlns:w16cid="http://schemas.microsoft.com/office/word/2016/wordml/cid" xmlns:w16="http://schemas.microsoft.com/office/word/2018/wordml" xmlns:w16sdtdh="http://schemas.microsoft.com/office/word/2020/wordml/sdtdatahash" xmlns:w16se="http://schemas.microsoft.com/office/word/2015/wordml/symex" xmlns:wpg="http://schemas.microsoft.com/office/word/2010/wordprocessingGroup" xmlns:wpi="http://schemas.microsoft.com/office/word/2010/wordprocessingInk" xmlns:wne="http://schemas.microsoft.com/office/word/2006/wordml" xmlns:wps="http://schemas.microsoft.com/office/word/2010/wordprocessingShape" mc:Ignorable="w14 w15 w16se w16cid w16 w16cex w16sdtdh wp14">
+<w:endnotes xmlns:wpc="http://schemas.microsoft.com/office/word/2010/wordprocessingCanvas" xmlns:cx="http://schemas.microsoft.com/office/drawing/2014/chartex" xmlns:cx1="http://schemas.microsoft.com/office/drawing/2015/9/8/chartex" xmlns:cx2="http://schemas.microsoft.com/office/drawing/2015/10/21/chartex" xmlns:cx3="http://schemas.microsoft.com/office/drawing/2016/5/9/chartex" xmlns:cx4="http://schemas.microsoft.com/office/drawing/2016/5/10/chartex" xmlns:cx5="http://schemas.microsoft.com/office/drawing/2016/5/11/chartex" xmlns:cx6="http://schemas.microsoft.com/office/drawing/2016/5/12/chartex" xmlns:cx7="http://schemas.microsoft.com/office/drawing/2016/5/13/chartex" xmlns:cx8="http://schemas.microsoft.com/office/drawing/2016/5/14/chartex" xmlns:mc="http://schemas.openxmlformats.org/markup-compatibility/2006" xmlns:aink="http://schemas.microsoft.com/office/drawing/2016/ink" xmlns:am3d="http://schemas.microsoft.com/office/drawing/2017/model3d" xmlns:o="urn:schemas-microsoft-com:office:office" xmlns:oel="http://schemas.microsoft.com/office/2019/extlst" xmlns:r="http://schemas.openxmlformats.org/officeDocument/2006/relationships" xmlns:m="http://schemas.openxmlformats.org/officeDocument/2006/math" xmlns:v="urn:schemas-microsoft-com:vml" xmlns:wp14="http://schemas.microsoft.com/office/word/2010/wordprocessingDrawing" xmlns:wp="http://schemas.openxmlformats.org/drawingml/2006/wordprocessingDrawing" xmlns:w10="urn:schemas-microsoft-com:office:word" xmlns:w="http://schemas.openxmlformats.org/wordprocessingml/2006/main" xmlns:w14="http://schemas.microsoft.com/office/word/2010/wordml" xmlns:w15="http://schemas.microsoft.com/office/word/2012/wordml" xmlns:w16cex="http://schemas.microsoft.com/office/word/2018/wordml/cex" xmlns:w16cid="http://schemas.microsoft.com/office/word/2016/wordml/cid" xmlns:w16="http://schemas.microsoft.com/office/word/2018/wordml" xmlns:w16du="http://schemas.microsoft.com/office/word/2023/wordml/word16du" xmlns:w16sdtdh="http://schemas.microsoft.com/office/word/2020/wordml/sdtdatahash" xmlns:w16sdtfl="http://schemas.microsoft.com/office/word/2024/wordml/sdtformatlock" xmlns:w16se="http://schemas.microsoft.com/office/word/2015/wordml/symex" xmlns:wpg="http://schemas.microsoft.com/office/word/2010/wordprocessingGroup" xmlns:wpi="http://schemas.microsoft.com/office/word/2010/wordprocessingInk" xmlns:wne="http://schemas.microsoft.com/office/word/2006/wordml" xmlns:wps="http://schemas.microsoft.com/office/word/2010/wordprocessingShape" mc:Ignorable="w14 w15 w16se w16cid w16 w16cex w16sdtdh w16sdtfl w16du wp14">
   <w:endnote w:type="separator" w:id="-1">
     <w:p>
       <w:pPr>
@@ -587,7 +566,7 @@
 </file>
 
 <file path=word/footer1.xml><?xml version="1.0" encoding="utf-8"?>
-<w:ftr xmlns:wpc="http://schemas.microsoft.com/office/word/2010/wordprocessingCanvas" xmlns:cx="http://schemas.microsoft.com/office/drawing/2014/chartex" xmlns:cx1="http://schemas.microsoft.com/office/drawing/2015/9/8/chartex" xmlns:cx2="http://schemas.microsoft.com/office/drawing/2015/10/21/chartex" xmlns:cx3="http://schemas.microsoft.com/office/drawing/2016/5/9/chartex" xmlns:cx4="http://schemas.microsoft.com/office/drawing/2016/5/10/chartex" xmlns:cx5="http://schemas.microsoft.com/office/drawing/2016/5/11/chartex" xmlns:cx6="http://schemas.microsoft.com/office/drawing/2016/5/12/chartex" xmlns:cx7="http://schemas.microsoft.com/office/drawing/2016/5/13/chartex" xmlns:cx8="http://schemas.microsoft.com/office/drawing/2016/5/14/chartex" xmlns:mc="http://schemas.openxmlformats.org/markup-compatibility/2006" xmlns:aink="http://schemas.microsoft.com/office/drawing/2016/ink" xmlns:am3d="http://schemas.microsoft.com/office/drawing/2017/model3d" xmlns:o="urn:schemas-microsoft-com:office:office" xmlns:oel="http://schemas.microsoft.com/office/2019/extlst" xmlns:r="http://schemas.openxmlformats.org/officeDocument/2006/relationships" xmlns:m="http://schemas.openxmlformats.org/officeDocument/2006/math" xmlns:v="urn:schemas-microsoft-com:vml" xmlns:wp14="http://schemas.microsoft.com/office/word/2010/wordprocessingDrawing" xmlns:wp="http://schemas.openxmlformats.org/drawingml/2006/wordprocessingDrawing" xmlns:w10="urn:schemas-microsoft-com:office:word" xmlns:w="http://schemas.openxmlformats.org/wordprocessingml/2006/main" xmlns:w14="http://schemas.microsoft.com/office/word/2010/wordml" xmlns:w15="http://schemas.microsoft.com/office/word/2012/wordml" xmlns:w16cex="http://schemas.microsoft.com/office/word/2018/wordml/cex" xmlns:w16cid="http://schemas.microsoft.com/office/word/2016/wordml/cid" xmlns:w16="http://schemas.microsoft.com/office/word/2018/wordml" xmlns:w16sdtdh="http://schemas.microsoft.com/office/word/2020/wordml/sdtdatahash" xmlns:w16se="http://schemas.microsoft.com/office/word/2015/wordml/symex" xmlns:wpg="http://schemas.microsoft.com/office/word/2010/wordprocessingGroup" xmlns:wpi="http://schemas.microsoft.com/office/word/2010/wordprocessingInk" xmlns:wne="http://schemas.microsoft.com/office/word/2006/wordml" xmlns:wps="http://schemas.microsoft.com/office/word/2010/wordprocessingShape" mc:Ignorable="w14 w15 w16se w16cid w16 w16cex w16sdtdh wp14">
+<w:ftr xmlns:wpc="http://schemas.microsoft.com/office/word/2010/wordprocessingCanvas" xmlns:cx="http://schemas.microsoft.com/office/drawing/2014/chartex" xmlns:cx1="http://schemas.microsoft.com/office/drawing/2015/9/8/chartex" xmlns:cx2="http://schemas.microsoft.com/office/drawing/2015/10/21/chartex" xmlns:cx3="http://schemas.microsoft.com/office/drawing/2016/5/9/chartex" xmlns:cx4="http://schemas.microsoft.com/office/drawing/2016/5/10/chartex" xmlns:cx5="http://schemas.microsoft.com/office/drawing/2016/5/11/chartex" xmlns:cx6="http://schemas.microsoft.com/office/drawing/2016/5/12/chartex" xmlns:cx7="http://schemas.microsoft.com/office/drawing/2016/5/13/chartex" xmlns:cx8="http://schemas.microsoft.com/office/drawing/2016/5/14/chartex" xmlns:mc="http://schemas.openxmlformats.org/markup-compatibility/2006" xmlns:aink="http://schemas.microsoft.com/office/drawing/2016/ink" xmlns:am3d="http://schemas.microsoft.com/office/drawing/2017/model3d" xmlns:o="urn:schemas-microsoft-com:office:office" xmlns:oel="http://schemas.microsoft.com/office/2019/extlst" xmlns:r="http://schemas.openxmlformats.org/officeDocument/2006/relationships" xmlns:m="http://schemas.openxmlformats.org/officeDocument/2006/math" xmlns:v="urn:schemas-microsoft-com:vml" xmlns:wp14="http://schemas.microsoft.com/office/word/2010/wordprocessingDrawing" xmlns:wp="http://schemas.openxmlformats.org/drawingml/2006/wordprocessingDrawing" xmlns:w10="urn:schemas-microsoft-com:office:word" xmlns:w="http://schemas.openxmlformats.org/wordprocessingml/2006/main" xmlns:w14="http://schemas.microsoft.com/office/word/2010/wordml" xmlns:w15="http://schemas.microsoft.com/office/word/2012/wordml" xmlns:w16cex="http://schemas.microsoft.com/office/word/2018/wordml/cex" xmlns:w16cid="http://schemas.microsoft.com/office/word/2016/wordml/cid" xmlns:w16="http://schemas.microsoft.com/office/word/2018/wordml" xmlns:w16du="http://schemas.microsoft.com/office/word/2023/wordml/word16du" xmlns:w16sdtdh="http://schemas.microsoft.com/office/word/2020/wordml/sdtdatahash" xmlns:w16sdtfl="http://schemas.microsoft.com/office/word/2024/wordml/sdtformatlock" xmlns:w16se="http://schemas.microsoft.com/office/word/2015/wordml/symex" xmlns:wpg="http://schemas.microsoft.com/office/word/2010/wordprocessingGroup" xmlns:wpi="http://schemas.microsoft.com/office/word/2010/wordprocessingInk" xmlns:wne="http://schemas.microsoft.com/office/word/2006/wordml" xmlns:wps="http://schemas.microsoft.com/office/word/2010/wordprocessingShape" mc:Ignorable="w14 w15 w16se w16cid w16 w16cex w16sdtdh w16sdtfl w16du wp14">
   <w:p>
     <w:pPr>
       <w:pStyle w:val="Footer"/>
@@ -597,7 +576,7 @@
 </file>
 
 <file path=word/footer2.xml><?xml version="1.0" encoding="utf-8"?>
-<w:ftr xmlns:wpc="http://schemas.microsoft.com/office/word/2010/wordprocessingCanvas" xmlns:cx="http://schemas.microsoft.com/office/drawing/2014/chartex" xmlns:cx1="http://schemas.microsoft.com/office/drawing/2015/9/8/chartex" xmlns:cx2="http://schemas.microsoft.com/office/drawing/2015/10/21/chartex" xmlns:cx3="http://schemas.microsoft.com/office/drawing/2016/5/9/chartex" xmlns:cx4="http://schemas.microsoft.com/office/drawing/2016/5/10/chartex" xmlns:cx5="http://schemas.microsoft.com/office/drawing/2016/5/11/chartex" xmlns:cx6="http://schemas.microsoft.com/office/drawing/2016/5/12/chartex" xmlns:cx7="http://schemas.microsoft.com/office/drawing/2016/5/13/chartex" xmlns:cx8="http://schemas.microsoft.com/office/drawing/2016/5/14/chartex" xmlns:mc="http://schemas.openxmlformats.org/markup-compatibility/2006" xmlns:aink="http://schemas.microsoft.com/office/drawing/2016/ink" xmlns:am3d="http://schemas.microsoft.com/office/drawing/2017/model3d" xmlns:o="urn:schemas-microsoft-com:office:office" xmlns:oel="http://schemas.microsoft.com/office/2019/extlst" xmlns:r="http://schemas.openxmlformats.org/officeDocument/2006/relationships" xmlns:m="http://schemas.openxmlformats.org/officeDocument/2006/math" xmlns:v="urn:schemas-microsoft-com:vml" xmlns:wp14="http://schemas.microsoft.com/office/word/2010/wordprocessingDrawing" xmlns:wp="http://schemas.openxmlformats.org/drawingml/2006/wordprocessingDrawing" xmlns:w10="urn:schemas-microsoft-com:office:word" xmlns:w="http://schemas.openxmlformats.org/wordprocessingml/2006/main" xmlns:w14="http://schemas.microsoft.com/office/word/2010/wordml" xmlns:w15="http://schemas.microsoft.com/office/word/2012/wordml" xmlns:w16cex="http://schemas.microsoft.com/office/word/2018/wordml/cex" xmlns:w16cid="http://schemas.microsoft.com/office/word/2016/wordml/cid" xmlns:w16="http://schemas.microsoft.com/office/word/2018/wordml" xmlns:w16sdtdh="http://schemas.microsoft.com/office/word/2020/wordml/sdtdatahash" xmlns:w16se="http://schemas.microsoft.com/office/word/2015/wordml/symex" xmlns:wpg="http://schemas.microsoft.com/office/word/2010/wordprocessingGroup" xmlns:wpi="http://schemas.microsoft.com/office/word/2010/wordprocessingInk" xmlns:wne="http://schemas.microsoft.com/office/word/2006/wordml" xmlns:wps="http://schemas.microsoft.com/office/word/2010/wordprocessingShape" mc:Ignorable="w14 w15 w16se w16cid w16 w16cex w16sdtdh wp14">
+<w:ftr xmlns:wpc="http://schemas.microsoft.com/office/word/2010/wordprocessingCanvas" xmlns:cx="http://schemas.microsoft.com/office/drawing/2014/chartex" xmlns:cx1="http://schemas.microsoft.com/office/drawing/2015/9/8/chartex" xmlns:cx2="http://schemas.microsoft.com/office/drawing/2015/10/21/chartex" xmlns:cx3="http://schemas.microsoft.com/office/drawing/2016/5/9/chartex" xmlns:cx4="http://schemas.microsoft.com/office/drawing/2016/5/10/chartex" xmlns:cx5="http://schemas.microsoft.com/office/drawing/2016/5/11/chartex" xmlns:cx6="http://schemas.microsoft.com/office/drawing/2016/5/12/chartex" xmlns:cx7="http://schemas.microsoft.com/office/drawing/2016/5/13/chartex" xmlns:cx8="http://schemas.microsoft.com/office/drawing/2016/5/14/chartex" xmlns:mc="http://schemas.openxmlformats.org/markup-compatibility/2006" xmlns:aink="http://schemas.microsoft.com/office/drawing/2016/ink" xmlns:am3d="http://schemas.microsoft.com/office/drawing/2017/model3d" xmlns:o="urn:schemas-microsoft-com:office:office" xmlns:oel="http://schemas.microsoft.com/office/2019/extlst" xmlns:r="http://schemas.openxmlformats.org/officeDocument/2006/relationships" xmlns:m="http://schemas.openxmlformats.org/officeDocument/2006/math" xmlns:v="urn:schemas-microsoft-com:vml" xmlns:wp14="http://schemas.microsoft.com/office/word/2010/wordprocessingDrawing" xmlns:wp="http://schemas.openxmlformats.org/drawingml/2006/wordprocessingDrawing" xmlns:w10="urn:schemas-microsoft-com:office:word" xmlns:w="http://schemas.openxmlformats.org/wordprocessingml/2006/main" xmlns:w14="http://schemas.microsoft.com/office/word/2010/wordml" xmlns:w15="http://schemas.microsoft.com/office/word/2012/wordml" xmlns:w16cex="http://schemas.microsoft.com/office/word/2018/wordml/cex" xmlns:w16cid="http://schemas.microsoft.com/office/word/2016/wordml/cid" xmlns:w16="http://schemas.microsoft.com/office/word/2018/wordml" xmlns:w16du="http://schemas.microsoft.com/office/word/2023/wordml/word16du" xmlns:w16sdtdh="http://schemas.microsoft.com/office/word/2020/wordml/sdtdatahash" xmlns:w16sdtfl="http://schemas.microsoft.com/office/word/2024/wordml/sdtformatlock" xmlns:w16se="http://schemas.microsoft.com/office/word/2015/wordml/symex" xmlns:wpg="http://schemas.microsoft.com/office/word/2010/wordprocessingGroup" xmlns:wpi="http://schemas.microsoft.com/office/word/2010/wordprocessingInk" xmlns:wne="http://schemas.microsoft.com/office/word/2006/wordml" xmlns:wps="http://schemas.microsoft.com/office/word/2010/wordprocessingShape" mc:Ignorable="w14 w15 w16se w16cid w16 w16cex w16sdtdh w16sdtfl w16du wp14">
   <w:p>
     <w:pPr>
       <w:pStyle w:val="Footer"/>
@@ -607,7 +586,7 @@
 </file>
 
 <file path=word/footer3.xml><?xml version="1.0" encoding="utf-8"?>
-<w:ftr xmlns:wpc="http://schemas.microsoft.com/office/word/2010/wordprocessingCanvas" xmlns:cx="http://schemas.microsoft.com/office/drawing/2014/chartex" xmlns:cx1="http://schemas.microsoft.com/office/drawing/2015/9/8/chartex" xmlns:cx2="http://schemas.microsoft.com/office/drawing/2015/10/21/chartex" xmlns:cx3="http://schemas.microsoft.com/office/drawing/2016/5/9/chartex" xmlns:cx4="http://schemas.microsoft.com/office/drawing/2016/5/10/chartex" xmlns:cx5="http://schemas.microsoft.com/office/drawing/2016/5/11/chartex" xmlns:cx6="http://schemas.microsoft.com/office/drawing/2016/5/12/chartex" xmlns:cx7="http://schemas.microsoft.com/office/drawing/2016/5/13/chartex" xmlns:cx8="http://schemas.microsoft.com/office/drawing/2016/5/14/chartex" xmlns:mc="http://schemas.openxmlformats.org/markup-compatibility/2006" xmlns:aink="http://schemas.microsoft.com/office/drawing/2016/ink" xmlns:am3d="http://schemas.microsoft.com/office/drawing/2017/model3d" xmlns:o="urn:schemas-microsoft-com:office:office" xmlns:oel="http://schemas.microsoft.com/office/2019/extlst" xmlns:r="http://schemas.openxmlformats.org/officeDocument/2006/relationships" xmlns:m="http://schemas.openxmlformats.org/officeDocument/2006/math" xmlns:v="urn:schemas-microsoft-com:vml" xmlns:wp14="http://schemas.microsoft.com/office/word/2010/wordprocessingDrawing" xmlns:wp="http://schemas.openxmlformats.org/drawingml/2006/wordprocessingDrawing" xmlns:w10="urn:schemas-microsoft-com:office:word" xmlns:w="http://schemas.openxmlformats.org/wordprocessingml/2006/main" xmlns:w14="http://schemas.microsoft.com/office/word/2010/wordml" xmlns:w15="http://schemas.microsoft.com/office/word/2012/wordml" xmlns:w16cex="http://schemas.microsoft.com/office/word/2018/wordml/cex" xmlns:w16cid="http://schemas.microsoft.com/office/word/2016/wordml/cid" xmlns:w16="http://schemas.microsoft.com/office/word/2018/wordml" xmlns:w16sdtdh="http://schemas.microsoft.com/office/word/2020/wordml/sdtdatahash" xmlns:w16se="http://schemas.microsoft.com/office/word/2015/wordml/symex" xmlns:wpg="http://schemas.microsoft.com/office/word/2010/wordprocessingGroup" xmlns:wpi="http://schemas.microsoft.com/office/word/2010/wordprocessingInk" xmlns:wne="http://schemas.microsoft.com/office/word/2006/wordml" xmlns:wps="http://schemas.microsoft.com/office/word/2010/wordprocessingShape" mc:Ignorable="w14 w15 w16se w16cid w16 w16cex w16sdtdh wp14">
+<w:ftr xmlns:wpc="http://schemas.microsoft.com/office/word/2010/wordprocessingCanvas" xmlns:cx="http://schemas.microsoft.com/office/drawing/2014/chartex" xmlns:cx1="http://schemas.microsoft.com/office/drawing/2015/9/8/chartex" xmlns:cx2="http://schemas.microsoft.com/office/drawing/2015/10/21/chartex" xmlns:cx3="http://schemas.microsoft.com/office/drawing/2016/5/9/chartex" xmlns:cx4="http://schemas.microsoft.com/office/drawing/2016/5/10/chartex" xmlns:cx5="http://schemas.microsoft.com/office/drawing/2016/5/11/chartex" xmlns:cx6="http://schemas.microsoft.com/office/drawing/2016/5/12/chartex" xmlns:cx7="http://schemas.microsoft.com/office/drawing/2016/5/13/chartex" xmlns:cx8="http://schemas.microsoft.com/office/drawing/2016/5/14/chartex" xmlns:mc="http://schemas.openxmlformats.org/markup-compatibility/2006" xmlns:aink="http://schemas.microsoft.com/office/drawing/2016/ink" xmlns:am3d="http://schemas.microsoft.com/office/drawing/2017/model3d" xmlns:o="urn:schemas-microsoft-com:office:office" xmlns:oel="http://schemas.microsoft.com/office/2019/extlst" xmlns:r="http://schemas.openxmlformats.org/officeDocument/2006/relationships" xmlns:m="http://schemas.openxmlformats.org/officeDocument/2006/math" xmlns:v="urn:schemas-microsoft-com:vml" xmlns:wp14="http://schemas.microsoft.com/office/word/2010/wordprocessingDrawing" xmlns:wp="http://schemas.openxmlformats.org/drawingml/2006/wordprocessingDrawing" xmlns:w10="urn:schemas-microsoft-com:office:word" xmlns:w="http://schemas.openxmlformats.org/wordprocessingml/2006/main" xmlns:w14="http://schemas.microsoft.com/office/word/2010/wordml" xmlns:w15="http://schemas.microsoft.com/office/word/2012/wordml" xmlns:w16cex="http://schemas.microsoft.com/office/word/2018/wordml/cex" xmlns:w16cid="http://schemas.microsoft.com/office/word/2016/wordml/cid" xmlns:w16="http://schemas.microsoft.com/office/word/2018/wordml" xmlns:w16du="http://schemas.microsoft.com/office/word/2023/wordml/word16du" xmlns:w16sdtdh="http://schemas.microsoft.com/office/word/2020/wordml/sdtdatahash" xmlns:w16sdtfl="http://schemas.microsoft.com/office/word/2024/wordml/sdtformatlock" xmlns:w16se="http://schemas.microsoft.com/office/word/2015/wordml/symex" xmlns:wpg="http://schemas.microsoft.com/office/word/2010/wordprocessingGroup" xmlns:wpi="http://schemas.microsoft.com/office/word/2010/wordprocessingInk" xmlns:wne="http://schemas.microsoft.com/office/word/2006/wordml" xmlns:wps="http://schemas.microsoft.com/office/word/2010/wordprocessingShape" mc:Ignorable="w14 w15 w16se w16cid w16 w16cex w16sdtdh w16sdtfl w16du wp14">
   <w:p>
     <w:pPr>
       <w:pStyle w:val="Footer"/>
@@ -617,7 +596,7 @@
 </file>
 
 <file path=word/footnotes.xml><?xml version="1.0" encoding="utf-8"?>
-<w:footnotes xmlns:wpc="http://schemas.microsoft.com/office/word/2010/wordprocessingCanvas" xmlns:cx="http://schemas.microsoft.com/office/drawing/2014/chartex" xmlns:cx1="http://schemas.microsoft.com/office/drawing/2015/9/8/chartex" xmlns:cx2="http://schemas.microsoft.com/office/drawing/2015/10/21/chartex" xmlns:cx3="http://schemas.microsoft.com/office/drawing/2016/5/9/chartex" xmlns:cx4="http://schemas.microsoft.com/office/drawing/2016/5/10/chartex" xmlns:cx5="http://schemas.microsoft.com/office/drawing/2016/5/11/chartex" xmlns:cx6="http://schemas.microsoft.com/office/drawing/2016/5/12/chartex" xmlns:cx7="http://schemas.microsoft.com/office/drawing/2016/5/13/chartex" xmlns:cx8="http://schemas.microsoft.com/office/drawing/2016/5/14/chartex" xmlns:mc="http://schemas.openxmlformats.org/markup-compatibility/2006" xmlns:aink="http://schemas.microsoft.com/office/drawing/2016/ink" xmlns:am3d="http://schemas.microsoft.com/office/drawing/2017/model3d" xmlns:o="urn:schemas-microsoft-com:office:office" xmlns:oel="http://schemas.microsoft.com/office/2019/extlst" xmlns:r="http://schemas.openxmlformats.org/officeDocument/2006/relationships" xmlns:m="http://schemas.openxmlformats.org/officeDocument/2006/math" xmlns:v="urn:schemas-microsoft-com:vml" xmlns:wp14="http://schemas.microsoft.com/office/word/2010/wordprocessingDrawing" xmlns:wp="http://schemas.openxmlformats.org/drawingml/2006/wordprocessingDrawing" xmlns:w10="urn:schemas-microsoft-com:office:word" xmlns:w="http://schemas.openxmlformats.org/wordprocessingml/2006/main" xmlns:w14="http://schemas.microsoft.com/office/word/2010/wordml" xmlns:w15="http://schemas.microsoft.com/office/word/2012/wordml" xmlns:w16cex="http://schemas.microsoft.com/office/word/2018/wordml/cex" xmlns:w16cid="http://schemas.microsoft.com/office/word/2016/wordml/cid" xmlns:w16="http://schemas.microsoft.com/office/word/2018/wordml" xmlns:w16sdtdh="http://schemas.microsoft.com/office/word/2020/wordml/sdtdatahash" xmlns:w16se="http://schemas.microsoft.com/office/word/2015/wordml/symex" xmlns:wpg="http://schemas.microsoft.com/office/word/2010/wordprocessingGroup" xmlns:wpi="http://schemas.microsoft.com/office/word/2010/wordprocessingInk" xmlns:wne="http://schemas.microsoft.com/office/word/2006/wordml" xmlns:wps="http://schemas.microsoft.com/office/word/2010/wordprocessingShape" mc:Ignorable="w14 w15 w16se w16cid w16 w16cex w16sdtdh wp14">
+<w:footnotes xmlns:wpc="http://schemas.microsoft.com/office/word/2010/wordprocessingCanvas" xmlns:cx="http://schemas.microsoft.com/office/drawing/2014/chartex" xmlns:cx1="http://schemas.microsoft.com/office/drawing/2015/9/8/chartex" xmlns:cx2="http://schemas.microsoft.com/office/drawing/2015/10/21/chartex" xmlns:cx3="http://schemas.microsoft.com/office/drawing/2016/5/9/chartex" xmlns:cx4="http://schemas.microsoft.com/office/drawing/2016/5/10/chartex" xmlns:cx5="http://schemas.microsoft.com/office/drawing/2016/5/11/chartex" xmlns:cx6="http://schemas.microsoft.com/office/drawing/2016/5/12/chartex" xmlns:cx7="http://schemas.microsoft.com/office/drawing/2016/5/13/chartex" xmlns:cx8="http://schemas.microsoft.com/office/drawing/2016/5/14/chartex" xmlns:mc="http://schemas.openxmlformats.org/markup-compatibility/2006" xmlns:aink="http://schemas.microsoft.com/office/drawing/2016/ink" xmlns:am3d="http://schemas.microsoft.com/office/drawing/2017/model3d" xmlns:o="urn:schemas-microsoft-com:office:office" xmlns:oel="http://schemas.microsoft.com/office/2019/extlst" xmlns:r="http://schemas.openxmlformats.org/officeDocument/2006/relationships" xmlns:m="http://schemas.openxmlformats.org/officeDocument/2006/math" xmlns:v="urn:schemas-microsoft-com:vml" xmlns:wp14="http://schemas.microsoft.com/office/word/2010/wordprocessingDrawing" xmlns:wp="http://schemas.openxmlformats.org/drawingml/2006/wordprocessingDrawing" xmlns:w10="urn:schemas-microsoft-com:office:word" xmlns:w="http://schemas.openxmlformats.org/wordprocessingml/2006/main" xmlns:w14="http://schemas.microsoft.com/office/word/2010/wordml" xmlns:w15="http://schemas.microsoft.com/office/word/2012/wordml" xmlns:w16cex="http://schemas.microsoft.com/office/word/2018/wordml/cex" xmlns:w16cid="http://schemas.microsoft.com/office/word/2016/wordml/cid" xmlns:w16="http://schemas.microsoft.com/office/word/2018/wordml" xmlns:w16du="http://schemas.microsoft.com/office/word/2023/wordml/word16du" xmlns:w16sdtdh="http://schemas.microsoft.com/office/word/2020/wordml/sdtdatahash" xmlns:w16sdtfl="http://schemas.microsoft.com/office/word/2024/wordml/sdtformatlock" xmlns:w16se="http://schemas.microsoft.com/office/word/2015/wordml/symex" xmlns:wpg="http://schemas.microsoft.com/office/word/2010/wordprocessingGroup" xmlns:wpi="http://schemas.microsoft.com/office/word/2010/wordprocessingInk" xmlns:wne="http://schemas.microsoft.com/office/word/2006/wordml" xmlns:wps="http://schemas.microsoft.com/office/word/2010/wordprocessingShape" mc:Ignorable="w14 w15 w16se w16cid w16 w16cex w16sdtdh w16sdtfl w16du wp14">
   <w:footnote w:type="separator" w:id="-1">
     <w:p>
       <w:pPr>
@@ -642,7 +621,7 @@
 </file>
 
 <file path=word/header1.xml><?xml version="1.0" encoding="utf-8"?>
-<w:hdr xmlns:wpc="http://schemas.microsoft.com/office/word/2010/wordprocessingCanvas" xmlns:cx="http://schemas.microsoft.com/office/drawing/2014/chartex" xmlns:cx1="http://schemas.microsoft.com/office/drawing/2015/9/8/chartex" xmlns:cx2="http://schemas.microsoft.com/office/drawing/2015/10/21/chartex" xmlns:cx3="http://schemas.microsoft.com/office/drawing/2016/5/9/chartex" xmlns:cx4="http://schemas.microsoft.com/office/drawing/2016/5/10/chartex" xmlns:cx5="http://schemas.microsoft.com/office/drawing/2016/5/11/chartex" xmlns:cx6="http://schemas.microsoft.com/office/drawing/2016/5/12/chartex" xmlns:cx7="http://schemas.microsoft.com/office/drawing/2016/5/13/chartex" xmlns:cx8="http://schemas.microsoft.com/office/drawing/2016/5/14/chartex" xmlns:mc="http://schemas.openxmlformats.org/markup-compatibility/2006" xmlns:aink="http://schemas.microsoft.com/office/drawing/2016/ink" xmlns:am3d="http://schemas.microsoft.com/office/drawing/2017/model3d" xmlns:o="urn:schemas-microsoft-com:office:office" xmlns:oel="http://schemas.microsoft.com/office/2019/extlst" xmlns:r="http://schemas.openxmlformats.org/officeDocument/2006/relationships" xmlns:m="http://schemas.openxmlformats.org/officeDocument/2006/math" xmlns:v="urn:schemas-microsoft-com:vml" xmlns:wp14="http://schemas.microsoft.com/office/word/2010/wordprocessingDrawing" xmlns:wp="http://schemas.openxmlformats.org/drawingml/2006/wordprocessingDrawing" xmlns:w10="urn:schemas-microsoft-com:office:word" xmlns:w="http://schemas.openxmlformats.org/wordprocessingml/2006/main" xmlns:w14="http://schemas.microsoft.com/office/word/2010/wordml" xmlns:w15="http://schemas.microsoft.com/office/word/2012/wordml" xmlns:w16cex="http://schemas.microsoft.com/office/word/2018/wordml/cex" xmlns:w16cid="http://schemas.microsoft.com/office/word/2016/wordml/cid" xmlns:w16="http://schemas.microsoft.com/office/word/2018/wordml" xmlns:w16sdtdh="http://schemas.microsoft.com/office/word/2020/wordml/sdtdatahash" xmlns:w16se="http://schemas.microsoft.com/office/word/2015/wordml/symex" xmlns:wpg="http://schemas.microsoft.com/office/word/2010/wordprocessingGroup" xmlns:wpi="http://schemas.microsoft.com/office/word/2010/wordprocessingInk" xmlns:wne="http://schemas.microsoft.com/office/word/2006/wordml" xmlns:wps="http://schemas.microsoft.com/office/word/2010/wordprocessingShape" mc:Ignorable="w14 w15 w16se w16cid w16 w16cex w16sdtdh wp14">
+<w:hdr xmlns:wpc="http://schemas.microsoft.com/office/word/2010/wordprocessingCanvas" xmlns:cx="http://schemas.microsoft.com/office/drawing/2014/chartex" xmlns:cx1="http://schemas.microsoft.com/office/drawing/2015/9/8/chartex" xmlns:cx2="http://schemas.microsoft.com/office/drawing/2015/10/21/chartex" xmlns:cx3="http://schemas.microsoft.com/office/drawing/2016/5/9/chartex" xmlns:cx4="http://schemas.microsoft.com/office/drawing/2016/5/10/chartex" xmlns:cx5="http://schemas.microsoft.com/office/drawing/2016/5/11/chartex" xmlns:cx6="http://schemas.microsoft.com/office/drawing/2016/5/12/chartex" xmlns:cx7="http://schemas.microsoft.com/office/drawing/2016/5/13/chartex" xmlns:cx8="http://schemas.microsoft.com/office/drawing/2016/5/14/chartex" xmlns:mc="http://schemas.openxmlformats.org/markup-compatibility/2006" xmlns:aink="http://schemas.microsoft.com/office/drawing/2016/ink" xmlns:am3d="http://schemas.microsoft.com/office/drawing/2017/model3d" xmlns:o="urn:schemas-microsoft-com:office:office" xmlns:oel="http://schemas.microsoft.com/office/2019/extlst" xmlns:r="http://schemas.openxmlformats.org/officeDocument/2006/relationships" xmlns:m="http://schemas.openxmlformats.org/officeDocument/2006/math" xmlns:v="urn:schemas-microsoft-com:vml" xmlns:wp14="http://schemas.microsoft.com/office/word/2010/wordprocessingDrawing" xmlns:wp="http://schemas.openxmlformats.org/drawingml/2006/wordprocessingDrawing" xmlns:w10="urn:schemas-microsoft-com:office:word" xmlns:w="http://schemas.openxmlformats.org/wordprocessingml/2006/main" xmlns:w14="http://schemas.microsoft.com/office/word/2010/wordml" xmlns:w15="http://schemas.microsoft.com/office/word/2012/wordml" xmlns:w16cex="http://schemas.microsoft.com/office/word/2018/wordml/cex" xmlns:w16cid="http://schemas.microsoft.com/office/word/2016/wordml/cid" xmlns:w16="http://schemas.microsoft.com/office/word/2018/wordml" xmlns:w16du="http://schemas.microsoft.com/office/word/2023/wordml/word16du" xmlns:w16sdtdh="http://schemas.microsoft.com/office/word/2020/wordml/sdtdatahash" xmlns:w16sdtfl="http://schemas.microsoft.com/office/word/2024/wordml/sdtformatlock" xmlns:w16se="http://schemas.microsoft.com/office/word/2015/wordml/symex" xmlns:wpg="http://schemas.microsoft.com/office/word/2010/wordprocessingGroup" xmlns:wpi="http://schemas.microsoft.com/office/word/2010/wordprocessingInk" xmlns:wne="http://schemas.microsoft.com/office/word/2006/wordml" xmlns:wps="http://schemas.microsoft.com/office/word/2010/wordprocessingShape" mc:Ignorable="w14 w15 w16se w16cid w16 w16cex w16sdtdh w16sdtfl w16du wp14">
   <w:p>
     <w:pPr>
       <w:pStyle w:val="Header"/>
@@ -652,7 +631,7 @@
 </file>
 
 <file path=word/header2.xml><?xml version="1.0" encoding="utf-8"?>
-<w:hdr xmlns:wpc="http://schemas.microsoft.com/office/word/2010/wordprocessingCanvas" xmlns:cx="http://schemas.microsoft.com/office/drawing/2014/chartex" xmlns:cx1="http://schemas.microsoft.com/office/drawing/2015/9/8/chartex" xmlns:cx2="http://schemas.microsoft.com/office/drawing/2015/10/21/chartex" xmlns:cx3="http://schemas.microsoft.com/office/drawing/2016/5/9/chartex" xmlns:cx4="http://schemas.microsoft.com/office/drawing/2016/5/10/chartex" xmlns:cx5="http://schemas.microsoft.com/office/drawing/2016/5/11/chartex" xmlns:cx6="http://schemas.microsoft.com/office/drawing/2016/5/12/chartex" xmlns:cx7="http://schemas.microsoft.com/office/drawing/2016/5/13/chartex" xmlns:cx8="http://schemas.microsoft.com/office/drawing/2016/5/14/chartex" xmlns:mc="http://schemas.openxmlformats.org/markup-compatibility/2006" xmlns:aink="http://schemas.microsoft.com/office/drawing/2016/ink" xmlns:am3d="http://schemas.microsoft.com/office/drawing/2017/model3d" xmlns:o="urn:schemas-microsoft-com:office:office" xmlns:oel="http://schemas.microsoft.com/office/2019/extlst" xmlns:r="http://schemas.openxmlformats.org/officeDocument/2006/relationships" xmlns:m="http://schemas.openxmlformats.org/officeDocument/2006/math" xmlns:v="urn:schemas-microsoft-com:vml" xmlns:wp14="http://schemas.microsoft.com/office/word/2010/wordprocessingDrawing" xmlns:wp="http://schemas.openxmlformats.org/drawingml/2006/wordprocessingDrawing" xmlns:w10="urn:schemas-microsoft-com:office:word" xmlns:w="http://schemas.openxmlformats.org/wordprocessingml/2006/main" xmlns:w14="http://schemas.microsoft.com/office/word/2010/wordml" xmlns:w15="http://schemas.microsoft.com/office/word/2012/wordml" xmlns:w16cex="http://schemas.microsoft.com/office/word/2018/wordml/cex" xmlns:w16cid="http://schemas.microsoft.com/office/word/2016/wordml/cid" xmlns:w16="http://schemas.microsoft.com/office/word/2018/wordml" xmlns:w16sdtdh="http://schemas.microsoft.com/office/word/2020/wordml/sdtdatahash" xmlns:w16se="http://schemas.microsoft.com/office/word/2015/wordml/symex" xmlns:wpg="http://schemas.microsoft.com/office/word/2010/wordprocessingGroup" xmlns:wpi="http://schemas.microsoft.com/office/word/2010/wordprocessingInk" xmlns:wne="http://schemas.microsoft.com/office/word/2006/wordml" xmlns:wps="http://schemas.microsoft.com/office/word/2010/wordprocessingShape" mc:Ignorable="w14 w15 w16se w16cid w16 w16cex w16sdtdh wp14">
+<w:hdr xmlns:wpc="http://schemas.microsoft.com/office/word/2010/wordprocessingCanvas" xmlns:cx="http://schemas.microsoft.com/office/drawing/2014/chartex" xmlns:cx1="http://schemas.microsoft.com/office/drawing/2015/9/8/chartex" xmlns:cx2="http://schemas.microsoft.com/office/drawing/2015/10/21/chartex" xmlns:cx3="http://schemas.microsoft.com/office/drawing/2016/5/9/chartex" xmlns:cx4="http://schemas.microsoft.com/office/drawing/2016/5/10/chartex" xmlns:cx5="http://schemas.microsoft.com/office/drawing/2016/5/11/chartex" xmlns:cx6="http://schemas.microsoft.com/office/drawing/2016/5/12/chartex" xmlns:cx7="http://schemas.microsoft.com/office/drawing/2016/5/13/chartex" xmlns:cx8="http://schemas.microsoft.com/office/drawing/2016/5/14/chartex" xmlns:mc="http://schemas.openxmlformats.org/markup-compatibility/2006" xmlns:aink="http://schemas.microsoft.com/office/drawing/2016/ink" xmlns:am3d="http://schemas.microsoft.com/office/drawing/2017/model3d" xmlns:o="urn:schemas-microsoft-com:office:office" xmlns:oel="http://schemas.microsoft.com/office/2019/extlst" xmlns:r="http://schemas.openxmlformats.org/officeDocument/2006/relationships" xmlns:m="http://schemas.openxmlformats.org/officeDocument/2006/math" xmlns:v="urn:schemas-microsoft-com:vml" xmlns:wp14="http://schemas.microsoft.com/office/word/2010/wordprocessingDrawing" xmlns:wp="http://schemas.openxmlformats.org/drawingml/2006/wordprocessingDrawing" xmlns:w10="urn:schemas-microsoft-com:office:word" xmlns:w="http://schemas.openxmlformats.org/wordprocessingml/2006/main" xmlns:w14="http://schemas.microsoft.com/office/word/2010/wordml" xmlns:w15="http://schemas.microsoft.com/office/word/2012/wordml" xmlns:w16cex="http://schemas.microsoft.com/office/word/2018/wordml/cex" xmlns:w16cid="http://schemas.microsoft.com/office/word/2016/wordml/cid" xmlns:w16="http://schemas.microsoft.com/office/word/2018/wordml" xmlns:w16du="http://schemas.microsoft.com/office/word/2023/wordml/word16du" xmlns:w16sdtdh="http://schemas.microsoft.com/office/word/2020/wordml/sdtdatahash" xmlns:w16sdtfl="http://schemas.microsoft.com/office/word/2024/wordml/sdtformatlock" xmlns:w16se="http://schemas.microsoft.com/office/word/2015/wordml/symex" xmlns:wpg="http://schemas.microsoft.com/office/word/2010/wordprocessingGroup" xmlns:wpi="http://schemas.microsoft.com/office/word/2010/wordprocessingInk" xmlns:wne="http://schemas.microsoft.com/office/word/2006/wordml" xmlns:wps="http://schemas.microsoft.com/office/word/2010/wordprocessingShape" mc:Ignorable="w14 w15 w16se w16cid w16 w16cex w16sdtdh w16sdtfl w16du wp14">
   <w:p>
     <w:pPr>
       <w:pStyle w:val="Header"/>
@@ -663,7 +642,7 @@
 </file>
 
 <file path=word/header3.xml><?xml version="1.0" encoding="utf-8"?>
-<w:hdr xmlns:wpc="http://schemas.microsoft.com/office/word/2010/wordprocessingCanvas" xmlns:cx="http://schemas.microsoft.com/office/drawing/2014/chartex" xmlns:cx1="http://schemas.microsoft.com/office/drawing/2015/9/8/chartex" xmlns:cx2="http://schemas.microsoft.com/office/drawing/2015/10/21/chartex" xmlns:cx3="http://schemas.microsoft.com/office/drawing/2016/5/9/chartex" xmlns:cx4="http://schemas.microsoft.com/office/drawing/2016/5/10/chartex" xmlns:cx5="http://schemas.microsoft.com/office/drawing/2016/5/11/chartex" xmlns:cx6="http://schemas.microsoft.com/office/drawing/2016/5/12/chartex" xmlns:cx7="http://schemas.microsoft.com/office/drawing/2016/5/13/chartex" xmlns:cx8="http://schemas.microsoft.com/office/drawing/2016/5/14/chartex" xmlns:mc="http://schemas.openxmlformats.org/markup-compatibility/2006" xmlns:aink="http://schemas.microsoft.com/office/drawing/2016/ink" xmlns:am3d="http://schemas.microsoft.com/office/drawing/2017/model3d" xmlns:o="urn:schemas-microsoft-com:office:office" xmlns:oel="http://schemas.microsoft.com/office/2019/extlst" xmlns:r="http://schemas.openxmlformats.org/officeDocument/2006/relationships" xmlns:m="http://schemas.openxmlformats.org/officeDocument/2006/math" xmlns:v="urn:schemas-microsoft-com:vml" xmlns:wp14="http://schemas.microsoft.com/office/word/2010/wordprocessingDrawing" xmlns:wp="http://schemas.openxmlformats.org/drawingml/2006/wordprocessingDrawing" xmlns:w10="urn:schemas-microsoft-com:office:word" xmlns:w="http://schemas.openxmlformats.org/wordprocessingml/2006/main" xmlns:w14="http://schemas.microsoft.com/office/word/2010/wordml" xmlns:w15="http://schemas.microsoft.com/office/word/2012/wordml" xmlns:w16cex="http://schemas.microsoft.com/office/word/2018/wordml/cex" xmlns:w16cid="http://schemas.microsoft.com/office/word/2016/wordml/cid" xmlns:w16="http://schemas.microsoft.com/office/word/2018/wordml" xmlns:w16sdtdh="http://schemas.microsoft.com/office/word/2020/wordml/sdtdatahash" xmlns:w16se="http://schemas.microsoft.com/office/word/2015/wordml/symex" xmlns:wpg="http://schemas.microsoft.com/office/word/2010/wordprocessingGroup" xmlns:wpi="http://schemas.microsoft.com/office/word/2010/wordprocessingInk" xmlns:wne="http://schemas.microsoft.com/office/word/2006/wordml" xmlns:wps="http://schemas.microsoft.com/office/word/2010/wordprocessingShape" mc:Ignorable="w14 w15 w16se w16cid w16 w16cex w16sdtdh wp14">
+<w:hdr xmlns:wpc="http://schemas.microsoft.com/office/word/2010/wordprocessingCanvas" xmlns:cx="http://schemas.microsoft.com/office/drawing/2014/chartex" xmlns:cx1="http://schemas.microsoft.com/office/drawing/2015/9/8/chartex" xmlns:cx2="http://schemas.microsoft.com/office/drawing/2015/10/21/chartex" xmlns:cx3="http://schemas.microsoft.com/office/drawing/2016/5/9/chartex" xmlns:cx4="http://schemas.microsoft.com/office/drawing/2016/5/10/chartex" xmlns:cx5="http://schemas.microsoft.com/office/drawing/2016/5/11/chartex" xmlns:cx6="http://schemas.microsoft.com/office/drawing/2016/5/12/chartex" xmlns:cx7="http://schemas.microsoft.com/office/drawing/2016/5/13/chartex" xmlns:cx8="http://schemas.microsoft.com/office/drawing/2016/5/14/chartex" xmlns:mc="http://schemas.openxmlformats.org/markup-compatibility/2006" xmlns:aink="http://schemas.microsoft.com/office/drawing/2016/ink" xmlns:am3d="http://schemas.microsoft.com/office/drawing/2017/model3d" xmlns:o="urn:schemas-microsoft-com:office:office" xmlns:oel="http://schemas.microsoft.com/office/2019/extlst" xmlns:r="http://schemas.openxmlformats.org/officeDocument/2006/relationships" xmlns:m="http://schemas.openxmlformats.org/officeDocument/2006/math" xmlns:v="urn:schemas-microsoft-com:vml" xmlns:wp14="http://schemas.microsoft.com/office/word/2010/wordprocessingDrawing" xmlns:wp="http://schemas.openxmlformats.org/drawingml/2006/wordprocessingDrawing" xmlns:w10="urn:schemas-microsoft-com:office:word" xmlns:w="http://schemas.openxmlformats.org/wordprocessingml/2006/main" xmlns:w14="http://schemas.microsoft.com/office/word/2010/wordml" xmlns:w15="http://schemas.microsoft.com/office/word/2012/wordml" xmlns:w16cex="http://schemas.microsoft.com/office/word/2018/wordml/cex" xmlns:w16cid="http://schemas.microsoft.com/office/word/2016/wordml/cid" xmlns:w16="http://schemas.microsoft.com/office/word/2018/wordml" xmlns:w16du="http://schemas.microsoft.com/office/word/2023/wordml/word16du" xmlns:w16sdtdh="http://schemas.microsoft.com/office/word/2020/wordml/sdtdatahash" xmlns:w16sdtfl="http://schemas.microsoft.com/office/word/2024/wordml/sdtformatlock" xmlns:w16se="http://schemas.microsoft.com/office/word/2015/wordml/symex" xmlns:wpg="http://schemas.microsoft.com/office/word/2010/wordprocessingGroup" xmlns:wpi="http://schemas.microsoft.com/office/word/2010/wordprocessingInk" xmlns:wne="http://schemas.microsoft.com/office/word/2006/wordml" xmlns:wps="http://schemas.microsoft.com/office/word/2010/wordprocessingShape" mc:Ignorable="w14 w15 w16se w16cid w16 w16cex w16sdtdh w16sdtfl w16du wp14">
   <w:p>
     <w:pPr>
       <w:pStyle w:val="Header"/>
@@ -672,7 +651,7 @@
     <w:r>
       <w:tab/>
       <w:tab/>
-      <w:t>2026-06-17</w:t>
+      <w:t>2026-06-18</w:t>
       <w:br/>
       <w:br/>
     </w:r>
@@ -685,7 +664,7 @@
 </file>
 
 <file path=word/numbering.xml><?xml version="1.0" encoding="utf-8"?>
-<w:numbering xmlns:wpc="http://schemas.microsoft.com/office/word/2010/wordprocessingCanvas" xmlns:cx="http://schemas.microsoft.com/office/drawing/2014/chartex" xmlns:cx1="http://schemas.microsoft.com/office/drawing/2015/9/8/chartex" xmlns:cx2="http://schemas.microsoft.com/office/drawing/2015/10/21/chartex" xmlns:cx3="http://schemas.microsoft.com/office/drawing/2016/5/9/chartex" xmlns:cx4="http://schemas.microsoft.com/office/drawing/2016/5/10/chartex" xmlns:cx5="http://schemas.microsoft.com/office/drawing/2016/5/11/chartex" xmlns:cx6="http://schemas.microsoft.com/office/drawing/2016/5/12/chartex" xmlns:cx7="http://schemas.microsoft.com/office/drawing/2016/5/13/chartex" xmlns:cx8="http://schemas.microsoft.com/office/drawing/2016/5/14/chartex" xmlns:mc="http://schemas.openxmlformats.org/markup-compatibility/2006" xmlns:aink="http://schemas.microsoft.com/office/drawing/2016/ink" xmlns:am3d="http://schemas.microsoft.com/office/drawing/2017/model3d" xmlns:o="urn:schemas-microsoft-com:office:office" xmlns:oel="http://schemas.microsoft.com/office/2019/extlst" xmlns:r="http://schemas.openxmlformats.org/officeDocument/2006/relationships" xmlns:m="http://schemas.openxmlformats.org/officeDocument/2006/math" xmlns:v="urn:schemas-microsoft-com:vml" xmlns:wp14="http://schemas.microsoft.com/office/word/2010/wordprocessingDrawing" xmlns:wp="http://schemas.openxmlformats.org/drawingml/2006/wordprocessingDrawing" xmlns:w10="urn:schemas-microsoft-com:office:word" xmlns:w="http://schemas.openxmlformats.org/wordprocessingml/2006/main" xmlns:w14="http://schemas.microsoft.com/office/word/2010/wordml" xmlns:w15="http://schemas.microsoft.com/office/word/2012/wordml" xmlns:w16cex="http://schemas.microsoft.com/office/word/2018/wordml/cex" xmlns:w16cid="http://schemas.microsoft.com/office/word/2016/wordml/cid" xmlns:w16="http://schemas.microsoft.com/office/word/2018/wordml" xmlns:w16sdtdh="http://schemas.microsoft.com/office/word/2020/wordml/sdtdatahash" xmlns:w16se="http://schemas.microsoft.com/office/word/2015/wordml/symex" xmlns:wpg="http://schemas.microsoft.com/office/word/2010/wordprocessingGroup" xmlns:wpi="http://schemas.microsoft.com/office/word/2010/wordprocessingInk" xmlns:wne="http://schemas.microsoft.com/office/word/2006/wordml" xmlns:wps="http://schemas.microsoft.com/office/word/2010/wordprocessingShape" mc:Ignorable="w14 w15 w16se w16cid w16 w16cex w16sdtdh wp14">
+<w:numbering xmlns:wpc="http://schemas.microsoft.com/office/word/2010/wordprocessingCanvas" xmlns:cx="http://schemas.microsoft.com/office/drawing/2014/chartex" xmlns:cx1="http://schemas.microsoft.com/office/drawing/2015/9/8/chartex" xmlns:cx2="http://schemas.microsoft.com/office/drawing/2015/10/21/chartex" xmlns:cx3="http://schemas.microsoft.com/office/drawing/2016/5/9/chartex" xmlns:cx4="http://schemas.microsoft.com/office/drawing/2016/5/10/chartex" xmlns:cx5="http://schemas.microsoft.com/office/drawing/2016/5/11/chartex" xmlns:cx6="http://schemas.microsoft.com/office/drawing/2016/5/12/chartex" xmlns:cx7="http://schemas.microsoft.com/office/drawing/2016/5/13/chartex" xmlns:cx8="http://schemas.microsoft.com/office/drawing/2016/5/14/chartex" xmlns:mc="http://schemas.openxmlformats.org/markup-compatibility/2006" xmlns:aink="http://schemas.microsoft.com/office/drawing/2016/ink" xmlns:am3d="http://schemas.microsoft.com/office/drawing/2017/model3d" xmlns:o="urn:schemas-microsoft-com:office:office" xmlns:oel="http://schemas.microsoft.com/office/2019/extlst" xmlns:r="http://schemas.openxmlformats.org/officeDocument/2006/relationships" xmlns:m="http://schemas.openxmlformats.org/officeDocument/2006/math" xmlns:v="urn:schemas-microsoft-com:vml" xmlns:wp14="http://schemas.microsoft.com/office/word/2010/wordprocessingDrawing" xmlns:wp="http://schemas.openxmlformats.org/drawingml/2006/wordprocessingDrawing" xmlns:w10="urn:schemas-microsoft-com:office:word" xmlns:w="http://schemas.openxmlformats.org/wordprocessingml/2006/main" xmlns:w14="http://schemas.microsoft.com/office/word/2010/wordml" xmlns:w15="http://schemas.microsoft.com/office/word/2012/wordml" xmlns:w16cex="http://schemas.microsoft.com/office/word/2018/wordml/cex" xmlns:w16cid="http://schemas.microsoft.com/office/word/2016/wordml/cid" xmlns:w16="http://schemas.microsoft.com/office/word/2018/wordml" xmlns:w16du="http://schemas.microsoft.com/office/word/2023/wordml/word16du" xmlns:w16sdtdh="http://schemas.microsoft.com/office/word/2020/wordml/sdtdatahash" xmlns:w16sdtfl="http://schemas.microsoft.com/office/word/2024/wordml/sdtformatlock" xmlns:w16se="http://schemas.microsoft.com/office/word/2015/wordml/symex" xmlns:wpg="http://schemas.microsoft.com/office/word/2010/wordprocessingGroup" xmlns:wpi="http://schemas.microsoft.com/office/word/2010/wordprocessingInk" xmlns:wne="http://schemas.microsoft.com/office/word/2006/wordml" xmlns:wps="http://schemas.microsoft.com/office/word/2010/wordprocessingShape" mc:Ignorable="w14 w15 w16se w16cid w16 w16cex w16sdtdh w16sdtfl w16du wp14">
   <w:abstractNum w:abstractNumId="0" w15:restartNumberingAfterBreak="0">
     <w:nsid w:val="FFFFFF7C"/>
     <w:multiLevelType w:val="singleLevel"/>
@@ -888,7 +867,7 @@
 </file>
 
 <file path=word/styles.xml><?xml version="1.0" encoding="utf-8"?>
-<w:styles xmlns:mc="http://schemas.openxmlformats.org/markup-compatibility/2006" xmlns:r="http://schemas.openxmlformats.org/officeDocument/2006/relationships" xmlns:w="http://schemas.openxmlformats.org/wordprocessingml/2006/main" xmlns:w14="http://schemas.microsoft.com/office/word/2010/wordml" xmlns:w15="http://schemas.microsoft.com/office/word/2012/wordml" xmlns:w16cex="http://schemas.microsoft.com/office/word/2018/wordml/cex" xmlns:w16cid="http://schemas.microsoft.com/office/word/2016/wordml/cid" xmlns:w16="http://schemas.microsoft.com/office/word/2018/wordml" xmlns:w16sdtdh="http://schemas.microsoft.com/office/word/2020/wordml/sdtdatahash" xmlns:w16se="http://schemas.microsoft.com/office/word/2015/wordml/symex" mc:Ignorable="w14 w15 w16se w16cid w16 w16cex w16sdtdh">
+<w:styles xmlns:mc="http://schemas.openxmlformats.org/markup-compatibility/2006" xmlns:r="http://schemas.openxmlformats.org/officeDocument/2006/relationships" xmlns:w="http://schemas.openxmlformats.org/wordprocessingml/2006/main" xmlns:w14="http://schemas.microsoft.com/office/word/2010/wordml" xmlns:w15="http://schemas.microsoft.com/office/word/2012/wordml" xmlns:w16cex="http://schemas.microsoft.com/office/word/2018/wordml/cex" xmlns:w16cid="http://schemas.microsoft.com/office/word/2016/wordml/cid" xmlns:w16="http://schemas.microsoft.com/office/word/2018/wordml" xmlns:w16du="http://schemas.microsoft.com/office/word/2023/wordml/word16du" xmlns:w16sdtdh="http://schemas.microsoft.com/office/word/2020/wordml/sdtdatahash" xmlns:w16sdtfl="http://schemas.microsoft.com/office/word/2024/wordml/sdtformatlock" xmlns:w16se="http://schemas.microsoft.com/office/word/2015/wordml/symex" mc:Ignorable="w14 w15 w16se w16cid w16 w16cex w16sdtdh w16sdtfl w16du">
   <w:docDefaults>
     <w:rPrDefault>
       <w:rPr>
@@ -1646,7 +1625,7 @@
     <w:link w:val="TitleChar"/>
     <w:uiPriority w:val="10"/>
     <w:qFormat/>
-    <w:rsid w:val="007106C8"/>
+    <w:rsid w:val="00E854FA"/>
     <w:pPr>
       <w:spacing w:after="300" w:line="240" w:lineRule="auto"/>
       <w:contextualSpacing/>
@@ -1656,7 +1635,7 @@
       <w:rFonts w:eastAsiaTheme="majorEastAsia" w:cstheme="majorBidi"/>
       <w:spacing w:val="5"/>
       <w:kern w:val="28"/>
-      <w:sz w:val="52"/>
+      <w:sz w:val="40"/>
       <w:szCs w:val="52"/>
       <w:lang w:val="sv-SE" w:eastAsia="en-US" w:bidi="ar-SA"/>
     </w:rPr>
@@ -1666,12 +1645,12 @@
     <w:basedOn w:val="DefaultParagraphFont"/>
     <w:link w:val="Title"/>
     <w:uiPriority w:val="10"/>
-    <w:rsid w:val="007106C8"/>
+    <w:rsid w:val="00E854FA"/>
     <w:rPr>
       <w:rFonts w:ascii="Times New Roman" w:eastAsiaTheme="majorEastAsia" w:hAnsi="Times New Roman" w:cstheme="majorBidi"/>
       <w:spacing w:val="5"/>
       <w:kern w:val="28"/>
-      <w:sz w:val="52"/>
+      <w:sz w:val="40"/>
       <w:szCs w:val="52"/>
       <w:lang w:val="sv-SE" w:eastAsia="en-US" w:bidi="ar-SA"/>
     </w:rPr>

--- a/tillsyn/A 32054-2021 tillsynsbegäran.docx
+++ b/tillsyn/A 32054-2021 tillsynsbegäran.docx
@@ -651,7 +651,7 @@
     <w:r>
       <w:tab/>
       <w:tab/>
-      <w:t>2026-06-18</w:t>
+      <w:t>2026-06-19</w:t>
       <w:br/>
       <w:br/>
     </w:r>

--- a/tillsyn/A 32054-2021 tillsynsbegäran.docx
+++ b/tillsyn/A 32054-2021 tillsynsbegäran.docx
@@ -651,7 +651,7 @@
     <w:r>
       <w:tab/>
       <w:tab/>
-      <w:t>2026-06-19</w:t>
+      <w:t>2026-06-20</w:t>
       <w:br/>
       <w:br/>
     </w:r>

--- a/tillsyn/A 32054-2021 tillsynsbegäran.docx
+++ b/tillsyn/A 32054-2021 tillsynsbegäran.docx
@@ -12,10 +12,7 @@
     </w:p>
     <w:p>
       <w:r>
-        <w:t>Detta dokument behandlar höga naturvärden i avverkningsanmälan A 32054-2021 i Ludvika kommun som inkom 2021-06-23 och omfattar 28,7 ha.</w:t>
-      </w:r>
-      <w:r>
-        <w:t xml:space="preserve"> I Figur 1 visas fyndplatser för naturvårdsarter i området, som finns registrerade på Artportalen.</w:t>
+        <w:t>Denna tillsynsbegäran behandlar höga naturvärden i avverkningsanmälan A 32054-2021 i Ludvika kommun som inkom 2021-06-23 och omfattar 28,7 ha.</w:t>
       </w:r>
     </w:p>
     <w:p>
@@ -63,7 +60,20 @@
         <w:spacing w:after="240"/>
       </w:pPr>
       <w:r>
-        <w:t>Figur 1. Fyndplatser för naturvårdsarter i och inom 17 meter från avverkningsanmälan (röd linje). Inom parentes anges rödlistekategorier, S för signalarter, Tför typiska arter och fridlysningsparagrafer i artskyddsförordningen.Markörer utan svart kant är placerade på fyndplatsen. Markörer med svart kant är placerade vid sidan av fyndplatsen och har ett svart streck som visar fyndplatsens exakta position. Kartans mittpunktskoordinat är N 6665360, E 489120 i SWEREF 99 TM.</w:t>
+        <w:t>Figur 1. Fyndplatser för naturvårdsarter i och inom 17 meter från avverkningsanmälan. Markörer utan svart kant är placerade på fyndplatsen. Markörer med svart kant är placerade vid sidan av fyndplatsen har ett svart streck som visar fyndplatsens exakta position. Kartans mittpunktskoordinat är N 6665360, E 489120 i SWEREF 99 TM.</w:t>
+      </w:r>
+    </w:p>
+    <w:p>
+      <w:r>
+        <w:t>I och inom 17 meter från avverkningsanmälan finns fynd av 4 naturvårdsarter, varav 3 är rödlistade, 2 är fridlysta och 3 är typiska (T): garnlav (VU, T), kortskaftad ärgspik (NT), tretåig hackspett (NT, T, §4) och spillkråka (T, §4). Se Figur 1.</w:t>
+      </w:r>
+    </w:p>
+    <w:p>
+      <w:pPr>
+        <w:pStyle w:val="Heading1"/>
+      </w:pPr>
+      <w:r>
+        <w:t>Tillsynsbegäran</w:t>
       </w:r>
     </w:p>
     <w:p>
@@ -77,124 +87,16 @@
       </w:r>
     </w:p>
     <w:p>
-      <w:r>
-        <w:t>Nedan beskrivs fynd av naturvårdsarter och fridlysta arter som gjorts i det avverkningsanmälda området. I BILAGA 1 finns artfakta om fridlysta arter.</w:t>
-      </w:r>
-    </w:p>
-    <w:p>
       <w:pPr>
         <w:pStyle w:val="Heading1"/>
       </w:pPr>
       <w:r>
-        <w:t>Naturvårdsarter</w:t>
+        <w:t>Naturvårdsarter och fridlysta arter</w:t>
       </w:r>
     </w:p>
     <w:p>
       <w:r>
-        <w:t>I och inom 17 meter från avverkningsanmälan har följande 4 naturvårdsarter hittats: garnlav (VU, T), kortskaftad ärgspik (NT), tretåig hackspett (NT, T, §4) och spillkråka (T, §4). Av dessa är 3 rödlistade. För rödlistade arter har rödlistekategorin angivits inom parentes. Typiska arter inom Natura 2000 som är kopplade till skogsekosystem har markerats med (T). För fridlysta arter anges även paragrafen i Artskyddsförordningen som arten är fridlyst enligt.</w:t>
-      </w:r>
-    </w:p>
-    <w:p>
-      <w:r>
-        <w:t>De påträffade naturvårdsarterna är ett tydligt kvitto på att det rör sig om en skog med höga naturvärden.</w:t>
-      </w:r>
-    </w:p>
-    <w:p>
-      <w:pPr>
-        <w:pStyle w:val="Heading2"/>
-      </w:pPr>
-      <w:r>
-        <w:t>Fridlysta arter</w:t>
-      </w:r>
-    </w:p>
-    <w:p>
-      <w:r>
-        <w:t>Följande fridlysta arter har sina livsmiljöer och växtplatser i den avverkningsanmälda skogen: tretåig hackspett (NT, T, §4) och spillkråka (T, §4).</w:t>
-      </w:r>
-    </w:p>
-    <w:p>
-      <w:r>
-        <w:t xml:space="preserve">Observera att medlemsländerna är skyldiga att agera i enlighet med EU:s fågeldirektiv där det uttryckligen står att direktivet gäller för fåglar samt för deras ägg, bon och </w:t>
-      </w:r>
-      <w:r>
-        <w:rPr>
-          <w:b/>
-        </w:rPr>
-        <w:t xml:space="preserve">livsmiljöer </w:t>
-      </w:r>
-      <w:r>
-        <w:t>(artikel 1). Vidare att de åtgärder som vidtas inte får leda till en försämring av den nuvarande situationen beträffande bevarandet av de fågelarter som avses i artikel 1 (artikel 13). Fågeldirektivet är styrande för tillsynsansvariga myndigheters ärendehantering, ställningstaganden och beslutsfattande.</w:t>
-      </w:r>
-    </w:p>
-    <w:p>
-      <w:r>
-        <w:rPr>
-          <w:b/>
-        </w:rPr>
-        <w:t>Spillkråka (§4)</w:t>
-      </w:r>
-      <w:r>
-        <w:t xml:space="preserve"> omfattas av bilaga 1 i EU:s fågeldirektiv och är typisk art för </w:t>
-      </w:r>
-      <w:r>
-        <w:rPr>
-          <w:i/>
-        </w:rPr>
-        <w:t xml:space="preserve">9010 Taiga </w:t>
-      </w:r>
-      <w:r>
-        <w:t>och</w:t>
-      </w:r>
-      <w:r>
-        <w:rPr>
-          <w:i/>
-        </w:rPr>
-        <w:t xml:space="preserve"> 9740 Skogsbevuxen myr</w:t>
-      </w:r>
-      <w:r>
-        <w:t>. Den behöver grova träd, främst tall, asp och bok som boträd. Skogsbruk med korta omloppstider och täta, homogena ungskogar utgör det största hotet. Spillkråka är en nyckelart i skogliga miljöer vars övergivna bohål utnyttjas av flera andra hålhäckande fågelarter och fladdermöss, däribland pärluggla (EN, §4), knipa (§4), salskrake (§4) och skogsduva (§4). Hökuggla (VU, §4) och slaguggla (§4) häckar ofta i högstubbar som brutits av i höjd med ett gammalt spillkråkebo (SLU Artdatabanken, 2026; Skogsstyrelsen, 2016).</w:t>
-      </w:r>
-    </w:p>
-    <w:p>
-      <w:r>
-        <w:rPr>
-          <w:b/>
-        </w:rPr>
-        <w:t>Tretåig hackspett (NT, §4)</w:t>
-      </w:r>
-      <w:r>
-        <w:t xml:space="preserve"> är rödlistad som nära hotad och ingår i bilaga 1 i EU:s fågeldirektiv. Tretåig hackspett är för sin överlevnad beroende av kontinuerlig tillförsel av äldre döende och död ved, som sker genom naturliga självgallringsprocesser i äldre grannaturskogar och barrblandade naturskogar. Om en skog genom skogsbruk gallras eller glesas ur så upphör och uteblir i stort sett den naturliga självgallringsprocessen för mycket lång tid framöver vilket omöjliggör upprätthållandet av den kontinuerliga ekologiska funktionen i ett område. Det finns studier som visar att naturskogens självgallringsprocess som den tretåiga hackspetten är beroende av, inte kan ersättas med efterlämnad hänsyn i skogsbruket (Imbeau &amp; Desrochers, 2002). Storleken på häckningsreviret varierar med skogstypen, förekomsten av död ved och graden av fragmentering, men är i allmänhet i storleksordningen 25–100 hektar. Vintertid krävs ofta betydligt större områden och det finns studier som antyder att arten behöver minst 100 hektar äldre skog. I områden med låg bonitet kan det behövas över 200 hektar lämpligt habitat för att ett par ska kunna reproducera sig. Områden med dokumenterad permanent förekomst i naturskogsmiljöer har vanligen så stora naturvärden att skogsbruk är olämpligt. Tretåig hackspett är typisk art för </w:t>
-      </w:r>
-      <w:r>
-        <w:rPr>
-          <w:i/>
-        </w:rPr>
-        <w:t xml:space="preserve">9010 Taiga, 9740 Skogsbevuxen myr, 9030 Landhöjningsskog </w:t>
-      </w:r>
-      <w:r>
-        <w:t xml:space="preserve">och </w:t>
-      </w:r>
-      <w:r>
-        <w:rPr>
-          <w:i/>
-        </w:rPr>
-        <w:t>9040 Fjällbjörkskog</w:t>
-      </w:r>
-      <w:r>
-        <w:t xml:space="preserve"> (Skogsstyrelsen, 2016; SLU Artdatabanken, 2024).</w:t>
-      </w:r>
-    </w:p>
-    <w:p>
-      <w:r>
-        <w:t>I BILAGA 1 finns mer detaljerad information om ekologi samt krav på livsmiljö hos fridlysta arter.</w:t>
-      </w:r>
-    </w:p>
-    <w:p>
-      <w:pPr>
-        <w:pStyle w:val="Heading2"/>
-      </w:pPr>
-      <w:r>
-        <w:t>Övriga naturvårdsarter</w:t>
+        <w:t>Nedan följer beskrivningar av de naturvårdsarter och fridlysta arter som har sina livsmiljöer och växtplatser i den avverkningsanmälda skogen. Se även ytterligare artfakta i BILAGA 1. De påträffade naturvårdsarterna är ett tydligt kvitto på att det rör sig om en skog med höga naturvärden.</w:t>
       </w:r>
     </w:p>
     <w:p>
@@ -239,28 +141,42 @@
     </w:p>
     <w:p>
       <w:r>
-        <w:br w:type="page"/>
+        <w:rPr>
+          <w:b/>
+        </w:rPr>
+        <w:t>Tretåig hackspett (NT, §4)</w:t>
       </w:r>
-    </w:p>
-    <w:p>
-      <w:pPr>
-        <w:pStyle w:val="Title"/>
-      </w:pPr>
       <w:r>
-        <w:t>BILAGA 1 – Fridlysta arter</w:t>
+        <w:t xml:space="preserve"> är rödlistad som nära hotad och ingår i bilaga 1 i EU:s fågeldirektiv. Tretåig hackspett är för sin överlevnad beroende av kontinuerlig tillförsel av äldre döende och död ved, som sker genom naturliga självgallringsprocesser i äldre grannaturskogar och barrblandade naturskogar. Om en skog genom skogsbruk gallras eller glesas ur så upphör och uteblir i stort sett den naturliga självgallringsprocessen för mycket lång tid framöver vilket omöjliggör upprätthållandet av den kontinuerliga ekologiska funktionen i ett område. Det finns studier som visar att naturskogens självgallringsprocess som den tretåiga hackspetten är beroende av, inte kan ersättas med efterlämnad hänsyn i skogsbruket (Imbeau &amp; Desrochers, 2002). Storleken på häckningsreviret varierar med skogstypen, förekomsten av död ved och graden av fragmentering, men är i allmänhet i storleksordningen 25–100 hektar. Vintertid krävs ofta betydligt större områden och det finns studier som antyder att arten behöver minst 100 hektar äldre skog. I områden med låg bonitet kan det behövas över 200 hektar lämpligt habitat för att ett par ska kunna reproducera sig. Områden med dokumenterad permanent förekomst i naturskogsmiljöer har vanligen så stora naturvärden att skogsbruk är olämpligt. Tretåig hackspett är typisk art för </w:t>
       </w:r>
-    </w:p>
-    <w:p>
-      <w:pPr>
-        <w:pStyle w:val="Heading1"/>
-      </w:pPr>
       <w:r>
-        <w:t>Spillkråka – ekologi samt krav på livsmiljön</w:t>
+        <w:rPr>
+          <w:i/>
+        </w:rPr>
+        <w:t xml:space="preserve">9010 Taiga, 9740 Skogsbevuxen myr, 9030 Landhöjningsskog </w:t>
+      </w:r>
+      <w:r>
+        <w:t xml:space="preserve">och </w:t>
+      </w:r>
+      <w:r>
+        <w:rPr>
+          <w:i/>
+        </w:rPr>
+        <w:t>9040 Fjällbjörkskog</w:t>
+      </w:r>
+      <w:r>
+        <w:t xml:space="preserve"> (Skogsstyrelsen, 2016; SLU Artdatabanken, 2024).</w:t>
       </w:r>
     </w:p>
     <w:p>
       <w:r>
-        <w:t xml:space="preserve">Spillkråka (§4) ingår i bilaga 1 EU:s fågeldirektiv och är typisk art för </w:t>
+        <w:rPr>
+          <w:b/>
+        </w:rPr>
+        <w:t>Spillkråka (§4)</w:t>
+      </w:r>
+      <w:r>
+        <w:t xml:space="preserve"> omfattas av bilaga 1 i EU:s fågeldirektiv och är typisk art för </w:t>
       </w:r>
       <w:r>
         <w:rPr>
@@ -278,48 +194,42 @@
         <w:t xml:space="preserve"> 9740 Skogsbevuxen myr</w:t>
       </w:r>
       <w:r>
-        <w:t>. Den lever i både barr- och blandskog liksom i ren lövskog. De tätaste populationerna tenderar att finnas i äldre, variationsrik blandskog med gott om död ved och gamla träd. Varje par utnyttjar 400–1000 hektar skog beroende på skogens kvalitet. Skogsbruk med korta omloppstider och täta, homogena ungskogar utgör det största hotet (SLU Artdatabanken, 2026).</w:t>
+        <w:t>. Den behöver grova träd, främst tall, asp och bok som boträd. Skogsbruk med korta omloppstider och täta, homogena ungskogar utgör det största hotet. Spillkråka är en nyckelart i skogliga miljöer vars övergivna bohål utnyttjas av flera andra hålhäckande fågelarter och fladdermöss, däribland pärluggla (EN, §4), knipa (§4), salskrake (§4) och skogsduva (§4). Hökuggla (VU, §4) och slaguggla (§4) häckar ofta i högstubbar som brutits av i höjd med ett gammalt spillkråkebo (SLU Artdatabanken, 2026; Skogsstyrelsen, 2016).</w:t>
+      </w:r>
+    </w:p>
+    <w:p>
+      <w:pPr>
+        <w:pStyle w:val="Heading1"/>
+      </w:pPr>
+      <w:r>
+        <w:t>EU:s fågeldirektiv</w:t>
       </w:r>
     </w:p>
     <w:p>
       <w:r>
-        <w:t>Spillkråka är en nyckelart i skogliga miljöer vars övergivna bohål utnyttjas av flera andra hålhäckande fågelarter och fladdermöss, däribland pärluggla (EN, §4), knipa (§4), salskrake (§4) och skogsduva (§4). Hökuggla (VU, §4) och slaguggla (§4) häckar ofta i högstubbar som brutits av i höjd med ett gammalt spillkråkebo (Skogsstyrelsen, 2016).</w:t>
+        <w:t xml:space="preserve">Europeiska unionens medlemsländer är skyldiga att agera i enlighet med EU:s fågeldirektiv där det uttryckligen står att direktivet gäller för fåglar samt för deras ägg, bon och </w:t>
+      </w:r>
+      <w:r>
+        <w:rPr>
+          <w:b/>
+        </w:rPr>
+        <w:t xml:space="preserve">livsmiljöer </w:t>
+      </w:r>
+      <w:r>
+        <w:t>(artikel 1). Vidare att de åtgärder som vidtas inte får leda till en försämring av den nuvarande situationen beträffande bevarandet av de fågelarter som avses i artikel 1 (artikel 13). Fågeldirektivet är styrande för tillsynsansvariga myndigheters ärendehantering, ställningstaganden och beslutsfattande.</w:t>
+      </w:r>
+    </w:p>
+    <w:p>
+      <w:r>
+        <w:br w:type="page"/>
       </w:r>
     </w:p>
     <w:p>
       <w:pPr>
-        <w:pStyle w:val="Heading2"/>
+        <w:pStyle w:val="Title"/>
       </w:pPr>
       <w:r>
-        <w:t>Referenser – spillkråka</w:t>
-      </w:r>
-    </w:p>
-    <w:p>
-      <w:r>
-        <w:t xml:space="preserve">Skogsstyrelsen, 2016. </w:t>
-      </w:r>
-      <w:r>
-        <w:rPr>
-          <w:i/>
-        </w:rPr>
-        <w:t xml:space="preserve">Vägledning för hänsyn till spillkråka. </w:t>
-      </w:r>
-      <w:r>
-        <w:t>Vägledningar och kunskapsstöd artskydd – Skogsstyrelsen.</w:t>
-      </w:r>
-    </w:p>
-    <w:p>
-      <w:r>
-        <w:t xml:space="preserve">SLU Artdatabanken, 2026. </w:t>
-      </w:r>
-      <w:r>
-        <w:rPr>
-          <w:i/>
-        </w:rPr>
-        <w:t xml:space="preserve">Artfaktablad. Naturvård – artfakta. </w:t>
-      </w:r>
-      <w:r>
-        <w:t>SLU Artdatabanken, Uppsala.</w:t>
+        <w:t>BILAGA 1 – Fridlysta arter</w:t>
       </w:r>
     </w:p>
     <w:p>
@@ -523,6 +433,78 @@
         <w:t>Acta Ornithologica 40(1): 53–60.</w:t>
       </w:r>
     </w:p>
+    <w:p>
+      <w:pPr>
+        <w:pStyle w:val="Heading1"/>
+      </w:pPr>
+      <w:r>
+        <w:t>Spillkråka – ekologi samt krav på livsmiljön</w:t>
+      </w:r>
+    </w:p>
+    <w:p>
+      <w:r>
+        <w:t xml:space="preserve">Spillkråka (§4) ingår i bilaga 1 EU:s fågeldirektiv och är typisk art för </w:t>
+      </w:r>
+      <w:r>
+        <w:rPr>
+          <w:i/>
+        </w:rPr>
+        <w:t xml:space="preserve">9010 Taiga </w:t>
+      </w:r>
+      <w:r>
+        <w:t>och</w:t>
+      </w:r>
+      <w:r>
+        <w:rPr>
+          <w:i/>
+        </w:rPr>
+        <w:t xml:space="preserve"> 9740 Skogsbevuxen myr</w:t>
+      </w:r>
+      <w:r>
+        <w:t>. Den lever i både barr- och blandskog liksom i ren lövskog. De tätaste populationerna tenderar att finnas i äldre, variationsrik blandskog med gott om död ved och gamla träd. Varje par utnyttjar 400–1000 hektar skog beroende på skogens kvalitet. Skogsbruk med korta omloppstider och täta, homogena ungskogar utgör det största hotet (SLU Artdatabanken, 2026).</w:t>
+      </w:r>
+    </w:p>
+    <w:p>
+      <w:r>
+        <w:t>Spillkråka är en nyckelart i skogliga miljöer vars övergivna bohål utnyttjas av flera andra hålhäckande fågelarter och fladdermöss, däribland pärluggla (EN, §4), knipa (§4), salskrake (§4) och skogsduva (§4). Hökuggla (VU, §4) och slaguggla (§4) häckar ofta i högstubbar som brutits av i höjd med ett gammalt spillkråkebo (Skogsstyrelsen, 2016).</w:t>
+      </w:r>
+    </w:p>
+    <w:p>
+      <w:pPr>
+        <w:pStyle w:val="Heading2"/>
+      </w:pPr>
+      <w:r>
+        <w:t>Referenser – spillkråka</w:t>
+      </w:r>
+    </w:p>
+    <w:p>
+      <w:r>
+        <w:t xml:space="preserve">Skogsstyrelsen, 2016. </w:t>
+      </w:r>
+      <w:r>
+        <w:rPr>
+          <w:i/>
+        </w:rPr>
+        <w:t xml:space="preserve">Vägledning för hänsyn till spillkråka. </w:t>
+      </w:r>
+      <w:r>
+        <w:t>Vägledningar och kunskapsstöd artskydd – Skogsstyrelsen.</w:t>
+      </w:r>
+    </w:p>
+    <w:p>
+      <w:r>
+        <w:t xml:space="preserve">SLU Artdatabanken, 2026. </w:t>
+      </w:r>
+      <w:r>
+        <w:rPr>
+          <w:i/>
+        </w:rPr>
+        <w:t xml:space="preserve">Artfaktablad. Naturvård – artfakta. </w:t>
+      </w:r>
+      <w:r>
+        <w:t>SLU Artdatabanken, Uppsala.</w:t>
+      </w:r>
+    </w:p>
     <w:sectPr>
       <w:headerReference w:type="even" r:id="rId8"/>
       <w:headerReference w:type="default" r:id="rId9"/>
@@ -651,7 +633,7 @@
     <w:r>
       <w:tab/>
       <w:tab/>
-      <w:t>2026-06-20</w:t>
+      <w:t>2026-06-21</w:t>
       <w:br/>
       <w:br/>
     </w:r>

--- a/tillsyn/A 32054-2021 tillsynsbegäran.docx
+++ b/tillsyn/A 32054-2021 tillsynsbegäran.docx
@@ -633,7 +633,7 @@
     <w:r>
       <w:tab/>
       <w:tab/>
-      <w:t>2026-06-21</w:t>
+      <w:t>2026-06-22</w:t>
       <w:br/>
       <w:br/>
     </w:r>

--- a/tillsyn/A 32054-2021 tillsynsbegäran.docx
+++ b/tillsyn/A 32054-2021 tillsynsbegäran.docx
@@ -633,7 +633,7 @@
     <w:r>
       <w:tab/>
       <w:tab/>
-      <w:t>2026-06-22</w:t>
+      <w:t>2026-06-23</w:t>
       <w:br/>
       <w:br/>
     </w:r>
